--- a/data/outputs/v2/Physics/SS2.1_Properties_of_Waves/quiz/Physics_G10_SS2.1_Properties_of_Waves_L1_AnswerKey.docx
+++ b/data/outputs/v2/Physics/SS2.1_Properties_of_Waves/quiz/Physics_G10_SS2.1_Properties_of_Waves_L1_AnswerKey.docx
@@ -64,7 +64,7 @@
     </w:p>
     <w:tbl>
       <w:tblPr>
-        <w:tblW w:type="dxa" w:w="9360"/>
+        <w:tblW w:type="dxa" w:w="9359"/>
         <w:tblBorders>
           <w:top w:val="single" w:color="auto" w:sz="4"/>
           <w:left w:val="single" w:color="auto" w:sz="4"/>
@@ -75,20 +75,18 @@
         </w:tblBorders>
       </w:tblPr>
       <w:tblGrid>
-        <w:gridCol w:w="1040"/>
-        <w:gridCol w:w="1040"/>
-        <w:gridCol w:w="1040"/>
-        <w:gridCol w:w="1040"/>
-        <w:gridCol w:w="1040"/>
-        <w:gridCol w:w="1040"/>
-        <w:gridCol w:w="1040"/>
-        <w:gridCol w:w="1040"/>
-        <w:gridCol w:w="1040"/>
+        <w:gridCol w:w="1337"/>
+        <w:gridCol w:w="1337"/>
+        <w:gridCol w:w="1337"/>
+        <w:gridCol w:w="1337"/>
+        <w:gridCol w:w="1337"/>
+        <w:gridCol w:w="1337"/>
+        <w:gridCol w:w="1337"/>
       </w:tblGrid>
       <w:tr>
         <w:tc>
           <w:tcPr>
-            <w:tcW w:type="dxa" w:w="1040"/>
+            <w:tcW w:type="dxa" w:w="1337"/>
             <w:tcBorders>
               <w:top w:val="single" w:color="BBBBBB" w:sz="4"/>
               <w:left w:val="single" w:color="BBBBBB" w:sz="4"/>
@@ -121,7 +119,7 @@
         </w:tc>
         <w:tc>
           <w:tcPr>
-            <w:tcW w:type="dxa" w:w="1040"/>
+            <w:tcW w:type="dxa" w:w="1337"/>
             <w:tcBorders>
               <w:top w:val="single" w:color="BBBBBB" w:sz="4"/>
               <w:left w:val="single" w:color="BBBBBB" w:sz="4"/>
@@ -154,7 +152,7 @@
         </w:tc>
         <w:tc>
           <w:tcPr>
-            <w:tcW w:type="dxa" w:w="1040"/>
+            <w:tcW w:type="dxa" w:w="1337"/>
             <w:tcBorders>
               <w:top w:val="single" w:color="BBBBBB" w:sz="4"/>
               <w:left w:val="single" w:color="BBBBBB" w:sz="4"/>
@@ -187,7 +185,7 @@
         </w:tc>
         <w:tc>
           <w:tcPr>
-            <w:tcW w:type="dxa" w:w="1040"/>
+            <w:tcW w:type="dxa" w:w="1337"/>
             <w:tcBorders>
               <w:top w:val="single" w:color="BBBBBB" w:sz="4"/>
               <w:left w:val="single" w:color="BBBBBB" w:sz="4"/>
@@ -220,7 +218,7 @@
         </w:tc>
         <w:tc>
           <w:tcPr>
-            <w:tcW w:type="dxa" w:w="1040"/>
+            <w:tcW w:type="dxa" w:w="1337"/>
             <w:tcBorders>
               <w:top w:val="single" w:color="BBBBBB" w:sz="4"/>
               <w:left w:val="single" w:color="BBBBBB" w:sz="4"/>
@@ -253,7 +251,7 @@
         </w:tc>
         <w:tc>
           <w:tcPr>
-            <w:tcW w:type="dxa" w:w="1040"/>
+            <w:tcW w:type="dxa" w:w="1337"/>
             <w:tcBorders>
               <w:top w:val="single" w:color="BBBBBB" w:sz="4"/>
               <w:left w:val="single" w:color="BBBBBB" w:sz="4"/>
@@ -286,7 +284,7 @@
         </w:tc>
         <w:tc>
           <w:tcPr>
-            <w:tcW w:type="dxa" w:w="1040"/>
+            <w:tcW w:type="dxa" w:w="1337"/>
             <w:tcBorders>
               <w:top w:val="single" w:color="BBBBBB" w:sz="4"/>
               <w:left w:val="single" w:color="BBBBBB" w:sz="4"/>
@@ -317,77 +315,11 @@
             </w:r>
           </w:p>
         </w:tc>
-        <w:tc>
-          <w:tcPr>
-            <w:tcW w:type="dxa" w:w="1040"/>
-            <w:tcBorders>
-              <w:top w:val="single" w:color="BBBBBB" w:sz="4"/>
-              <w:left w:val="single" w:color="BBBBBB" w:sz="4"/>
-              <w:bottom w:val="single" w:color="BBBBBB" w:sz="4"/>
-              <w:right w:val="single" w:color="BBBBBB" w:sz="4"/>
-            </w:tcBorders>
-            <w:shd w:fill="D9EEF1" w:val="clear"/>
-            <w:tcMar>
-              <w:top w:type="dxa" w:w="60"/>
-              <w:left w:type="dxa" w:w="80"/>
-              <w:bottom w:type="dxa" w:w="60"/>
-              <w:right w:type="dxa" w:w="80"/>
-            </w:tcMar>
-          </w:tcPr>
-          <w:p>
-            <w:pPr>
-              <w:jc w:val="center"/>
-            </w:pPr>
-            <w:r>
-              <w:rPr>
-                <w:rFonts w:ascii="Arial" w:cs="Arial" w:eastAsia="Arial" w:hAnsi="Arial"/>
-                <w:b/>
-                <w:bCs/>
-                <w:sz w:val="21"/>
-                <w:szCs w:val="21"/>
-              </w:rPr>
-              <w:t xml:space="preserve">Q8</w:t>
-            </w:r>
-          </w:p>
-        </w:tc>
-        <w:tc>
-          <w:tcPr>
-            <w:tcW w:type="dxa" w:w="1040"/>
-            <w:tcBorders>
-              <w:top w:val="single" w:color="BBBBBB" w:sz="4"/>
-              <w:left w:val="single" w:color="BBBBBB" w:sz="4"/>
-              <w:bottom w:val="single" w:color="BBBBBB" w:sz="4"/>
-              <w:right w:val="single" w:color="BBBBBB" w:sz="4"/>
-            </w:tcBorders>
-            <w:shd w:fill="D9EEF1" w:val="clear"/>
-            <w:tcMar>
-              <w:top w:type="dxa" w:w="60"/>
-              <w:left w:type="dxa" w:w="80"/>
-              <w:bottom w:type="dxa" w:w="60"/>
-              <w:right w:type="dxa" w:w="80"/>
-            </w:tcMar>
-          </w:tcPr>
-          <w:p>
-            <w:pPr>
-              <w:jc w:val="center"/>
-            </w:pPr>
-            <w:r>
-              <w:rPr>
-                <w:rFonts w:ascii="Arial" w:cs="Arial" w:eastAsia="Arial" w:hAnsi="Arial"/>
-                <w:b/>
-                <w:bCs/>
-                <w:sz w:val="21"/>
-                <w:szCs w:val="21"/>
-              </w:rPr>
-              <w:t xml:space="preserve">Q9</w:t>
-            </w:r>
-          </w:p>
-        </w:tc>
       </w:tr>
       <w:tr>
         <w:tc>
           <w:tcPr>
-            <w:tcW w:type="dxa" w:w="1040"/>
+            <w:tcW w:type="dxa" w:w="1337"/>
             <w:tcBorders>
               <w:top w:val="single" w:color="BBBBBB" w:sz="4"/>
               <w:left w:val="single" w:color="BBBBBB" w:sz="4"/>
@@ -419,7 +351,7 @@
         </w:tc>
         <w:tc>
           <w:tcPr>
-            <w:tcW w:type="dxa" w:w="1040"/>
+            <w:tcW w:type="dxa" w:w="1337"/>
             <w:tcBorders>
               <w:top w:val="single" w:color="BBBBBB" w:sz="4"/>
               <w:left w:val="single" w:color="BBBBBB" w:sz="4"/>
@@ -451,7 +383,7 @@
         </w:tc>
         <w:tc>
           <w:tcPr>
-            <w:tcW w:type="dxa" w:w="1040"/>
+            <w:tcW w:type="dxa" w:w="1337"/>
             <w:tcBorders>
               <w:top w:val="single" w:color="BBBBBB" w:sz="4"/>
               <w:left w:val="single" w:color="BBBBBB" w:sz="4"/>
@@ -477,13 +409,13 @@
                 <w:sz w:val="21"/>
                 <w:szCs w:val="21"/>
               </w:rPr>
-              <w:t xml:space="preserve">B</w:t>
+              <w:t xml:space="preserve">D</w:t>
             </w:r>
           </w:p>
         </w:tc>
         <w:tc>
           <w:tcPr>
-            <w:tcW w:type="dxa" w:w="1040"/>
+            <w:tcW w:type="dxa" w:w="1337"/>
             <w:tcBorders>
               <w:top w:val="single" w:color="BBBBBB" w:sz="4"/>
               <w:left w:val="single" w:color="BBBBBB" w:sz="4"/>
@@ -515,103 +447,7 @@
         </w:tc>
         <w:tc>
           <w:tcPr>
-            <w:tcW w:type="dxa" w:w="1040"/>
-            <w:tcBorders>
-              <w:top w:val="single" w:color="BBBBBB" w:sz="4"/>
-              <w:left w:val="single" w:color="BBBBBB" w:sz="4"/>
-              <w:bottom w:val="single" w:color="BBBBBB" w:sz="4"/>
-              <w:right w:val="single" w:color="BBBBBB" w:sz="4"/>
-            </w:tcBorders>
-            <w:tcMar>
-              <w:top w:type="dxa" w:w="60"/>
-              <w:left w:type="dxa" w:w="80"/>
-              <w:bottom w:type="dxa" w:w="60"/>
-              <w:right w:type="dxa" w:w="80"/>
-            </w:tcMar>
-          </w:tcPr>
-          <w:p>
-            <w:pPr>
-              <w:jc w:val="center"/>
-            </w:pPr>
-            <w:r>
-              <w:rPr>
-                <w:rFonts w:ascii="Arial" w:cs="Arial" w:eastAsia="Arial" w:hAnsi="Arial"/>
-                <w:b/>
-                <w:bCs/>
-                <w:sz w:val="21"/>
-                <w:szCs w:val="21"/>
-              </w:rPr>
-              <w:t xml:space="preserve">B</w:t>
-            </w:r>
-          </w:p>
-        </w:tc>
-        <w:tc>
-          <w:tcPr>
-            <w:tcW w:type="dxa" w:w="1040"/>
-            <w:tcBorders>
-              <w:top w:val="single" w:color="BBBBBB" w:sz="4"/>
-              <w:left w:val="single" w:color="BBBBBB" w:sz="4"/>
-              <w:bottom w:val="single" w:color="BBBBBB" w:sz="4"/>
-              <w:right w:val="single" w:color="BBBBBB" w:sz="4"/>
-            </w:tcBorders>
-            <w:tcMar>
-              <w:top w:type="dxa" w:w="60"/>
-              <w:left w:type="dxa" w:w="80"/>
-              <w:bottom w:type="dxa" w:w="60"/>
-              <w:right w:type="dxa" w:w="80"/>
-            </w:tcMar>
-          </w:tcPr>
-          <w:p>
-            <w:pPr>
-              <w:jc w:val="center"/>
-            </w:pPr>
-            <w:r>
-              <w:rPr>
-                <w:rFonts w:ascii="Arial" w:cs="Arial" w:eastAsia="Arial" w:hAnsi="Arial"/>
-                <w:b/>
-                <w:bCs/>
-                <w:sz w:val="21"/>
-                <w:szCs w:val="21"/>
-              </w:rPr>
-              <w:t xml:space="preserve">D</w:t>
-            </w:r>
-          </w:p>
-        </w:tc>
-        <w:tc>
-          <w:tcPr>
-            <w:tcW w:type="dxa" w:w="1040"/>
-            <w:tcBorders>
-              <w:top w:val="single" w:color="BBBBBB" w:sz="4"/>
-              <w:left w:val="single" w:color="BBBBBB" w:sz="4"/>
-              <w:bottom w:val="single" w:color="BBBBBB" w:sz="4"/>
-              <w:right w:val="single" w:color="BBBBBB" w:sz="4"/>
-            </w:tcBorders>
-            <w:tcMar>
-              <w:top w:type="dxa" w:w="60"/>
-              <w:left w:type="dxa" w:w="80"/>
-              <w:bottom w:type="dxa" w:w="60"/>
-              <w:right w:type="dxa" w:w="80"/>
-            </w:tcMar>
-          </w:tcPr>
-          <w:p>
-            <w:pPr>
-              <w:jc w:val="center"/>
-            </w:pPr>
-            <w:r>
-              <w:rPr>
-                <w:rFonts w:ascii="Arial" w:cs="Arial" w:eastAsia="Arial" w:hAnsi="Arial"/>
-                <w:b/>
-                <w:bCs/>
-                <w:sz w:val="21"/>
-                <w:szCs w:val="21"/>
-              </w:rPr>
-              <w:t xml:space="preserve">D</w:t>
-            </w:r>
-          </w:p>
-        </w:tc>
-        <w:tc>
-          <w:tcPr>
-            <w:tcW w:type="dxa" w:w="1040"/>
+            <w:tcW w:type="dxa" w:w="1337"/>
             <w:tcBorders>
               <w:top w:val="single" w:color="BBBBBB" w:sz="4"/>
               <w:left w:val="single" w:color="BBBBBB" w:sz="4"/>
@@ -643,7 +479,7 @@
         </w:tc>
         <w:tc>
           <w:tcPr>
-            <w:tcW w:type="dxa" w:w="1040"/>
+            <w:tcW w:type="dxa" w:w="1337"/>
             <w:tcBorders>
               <w:top w:val="single" w:color="BBBBBB" w:sz="4"/>
               <w:left w:val="single" w:color="BBBBBB" w:sz="4"/>
@@ -669,7 +505,39 @@
                 <w:sz w:val="21"/>
                 <w:szCs w:val="21"/>
               </w:rPr>
-              <w:t xml:space="preserve">C</w:t>
+              <w:t xml:space="preserve">A</w:t>
+            </w:r>
+          </w:p>
+        </w:tc>
+        <w:tc>
+          <w:tcPr>
+            <w:tcW w:type="dxa" w:w="1337"/>
+            <w:tcBorders>
+              <w:top w:val="single" w:color="BBBBBB" w:sz="4"/>
+              <w:left w:val="single" w:color="BBBBBB" w:sz="4"/>
+              <w:bottom w:val="single" w:color="BBBBBB" w:sz="4"/>
+              <w:right w:val="single" w:color="BBBBBB" w:sz="4"/>
+            </w:tcBorders>
+            <w:tcMar>
+              <w:top w:type="dxa" w:w="60"/>
+              <w:left w:type="dxa" w:w="80"/>
+              <w:bottom w:type="dxa" w:w="60"/>
+              <w:right w:type="dxa" w:w="80"/>
+            </w:tcMar>
+          </w:tcPr>
+          <w:p>
+            <w:pPr>
+              <w:jc w:val="center"/>
+            </w:pPr>
+            <w:r>
+              <w:rPr>
+                <w:rFonts w:ascii="Arial" w:cs="Arial" w:eastAsia="Arial" w:hAnsi="Arial"/>
+                <w:b/>
+                <w:bCs/>
+                <w:sz w:val="21"/>
+                <w:szCs w:val="21"/>
+              </w:rPr>
+              <w:t xml:space="preserve">A</w:t>
             </w:r>
           </w:p>
         </w:tc>
@@ -700,7 +568,7 @@
           <w:sz w:val="16"/>
           <w:szCs w:val="16"/>
         </w:rPr>
-        <w:t xml:space="preserve">USE AFTER: PREDICT PHASE — Step 2: Live demonstration and Individual PREDICT card ('What did you NOTICE?')</w:t>
+        <w:t xml:space="preserve">USE AFTER: PREDICT PHASE — Step 2: Live demonstration with the buzzer on a string</w:t>
       </w:r>
     </w:p>
     <w:p>
@@ -716,37 +584,37 @@
           <w:sz w:val="21"/>
           <w:szCs w:val="21"/>
         </w:rPr>
-        <w:t xml:space="preserve">Q1. A matatu travelling in the opposite direction passes your bus on the Nakuru–Nairobi highway, and the driver does not change the horn at all. Which statement is an OBSERVATION (something you actually notice) rather than a guess about the cause?</w:t>
-      </w:r>
-    </w:p>
-    <w:p>
-      <w:pPr>
-        <w:keepNext/>
-        <w:spacing w:after="20"/>
-        <w:ind w:left="360"/>
-      </w:pPr>
-      <w:r>
-        <w:rPr>
-          <w:rFonts w:ascii="Arial" w:cs="Arial" w:eastAsia="Arial" w:hAnsi="Arial"/>
-          <w:sz w:val="21"/>
-          <w:szCs w:val="21"/>
-        </w:rPr>
-        <w:t xml:space="preserve">A.  The horn changes its note because the matatu is tired after a long journey.</w:t>
-      </w:r>
-    </w:p>
-    <w:p>
-      <w:pPr>
-        <w:keepNext/>
-        <w:spacing w:after="20"/>
-        <w:ind w:left="360"/>
-      </w:pPr>
-      <w:r>
-        <w:rPr>
-          <w:rFonts w:ascii="Arial" w:cs="Arial" w:eastAsia="Arial" w:hAnsi="Arial"/>
-          <w:sz w:val="21"/>
-          <w:szCs w:val="21"/>
-        </w:rPr>
-        <w:t xml:space="preserve">B.  The driver pressed the horn harder as the matatu came closer.</w:t>
+        <w:t xml:space="preserve">Q1. In the class demonstration, a buzzer playing a steady tone is swung on a string towards the class and then away from the class. Which statement is an OBSERVATION (something you noticed) and not an explanation?</w:t>
+      </w:r>
+    </w:p>
+    <w:p>
+      <w:pPr>
+        <w:keepNext/>
+        <w:spacing w:after="20"/>
+        <w:ind w:left="360"/>
+      </w:pPr>
+      <w:r>
+        <w:rPr>
+          <w:rFonts w:ascii="Arial" w:cs="Arial" w:eastAsia="Arial" w:hAnsi="Arial"/>
+          <w:sz w:val="21"/>
+          <w:szCs w:val="21"/>
+        </w:rPr>
+        <w:t xml:space="preserve">A.  The pitch changed because the person swinging the string pressed the buzzer differently.</w:t>
+      </w:r>
+    </w:p>
+    <w:p>
+      <w:pPr>
+        <w:keepNext/>
+        <w:spacing w:after="20"/>
+        <w:ind w:left="360"/>
+      </w:pPr>
+      <w:r>
+        <w:rPr>
+          <w:rFonts w:ascii="Arial" w:cs="Arial" w:eastAsia="Arial" w:hAnsi="Arial"/>
+          <w:sz w:val="21"/>
+          <w:szCs w:val="21"/>
+        </w:rPr>
+        <w:t xml:space="preserve">B.  The pitch changed because the buzzer's battery was getting weaker.</w:t>
       </w:r>
     </w:p>
     <w:p>
@@ -764,22 +632,22 @@
           <w:sz w:val="21"/>
           <w:szCs w:val="21"/>
         </w:rPr>
-        <w:t xml:space="preserve">C.  The horn sounded higher-pitched as the matatu came towards you and lower-pitched as it moved away.</w:t>
-      </w:r>
-    </w:p>
-    <w:p>
-      <w:pPr>
-        <w:keepNext/>
-        <w:spacing w:after="20"/>
-        <w:ind w:left="360"/>
-      </w:pPr>
-      <w:r>
-        <w:rPr>
-          <w:rFonts w:ascii="Arial" w:cs="Arial" w:eastAsia="Arial" w:hAnsi="Arial"/>
-          <w:sz w:val="21"/>
-          <w:szCs w:val="21"/>
-        </w:rPr>
-        <w:t xml:space="preserve">D.  The horn button on the matatu was faulty.</w:t>
+        <w:t xml:space="preserve">C.  The pitch sounded higher as the buzzer came towards us and lower as it moved away.</w:t>
+      </w:r>
+    </w:p>
+    <w:p>
+      <w:pPr>
+        <w:keepNext/>
+        <w:spacing w:after="20"/>
+        <w:ind w:left="360"/>
+      </w:pPr>
+      <w:r>
+        <w:rPr>
+          <w:rFonts w:ascii="Arial" w:cs="Arial" w:eastAsia="Arial" w:hAnsi="Arial"/>
+          <w:sz w:val="21"/>
+          <w:szCs w:val="21"/>
+        </w:rPr>
+        <w:t xml:space="preserve">D.  The pitch changed because the string made the buzzer vibrate faster.</w:t>
       </w:r>
     </w:p>
     <w:p>
@@ -804,7 +672,7 @@
           <w:sz w:val="19"/>
           <w:szCs w:val="19"/>
         </w:rPr>
-        <w:t xml:space="preserve">Noticing what was heard (higher pitch approaching, lower pitch going away) is an observation. The other choices are guesses about the surface features of the matatu or driver, and the driver did not change the horn.</w:t>
+        <w:t xml:space="preserve">An observation describes what was heard or seen. The other choices give reasons (inferences) that nobody has tested yet.</w:t>
       </w:r>
     </w:p>
     <w:p>
@@ -819,7 +687,7 @@
           <w:sz w:val="16"/>
           <w:szCs w:val="16"/>
         </w:rPr>
-        <w:t xml:space="preserve">USE AFTER: PREDICT PHASE — Individual PREDICT card: separating 'NOTICE', 'PUZZLING' and 'BEST GUESS'</w:t>
+        <w:t xml:space="preserve">USE AFTER: PREDICT PHASE — Step 1: Hook narration and PREDICT card prompt 1 ('What did you NOTICE?')</w:t>
       </w:r>
     </w:p>
     <w:p>
@@ -835,37 +703,37 @@
           <w:sz w:val="21"/>
           <w:szCs w:val="21"/>
         </w:rPr>
-        <w:t xml:space="preserve">Q2. On the PREDICT card, the prompt 'What did you NOTICE?' asks for a fact about the bus journey. Which entry is a NOTICE and not a guess about the cause?</w:t>
-      </w:r>
-    </w:p>
-    <w:p>
-      <w:pPr>
-        <w:keepNext/>
-        <w:spacing w:after="20"/>
-        <w:ind w:left="360"/>
-      </w:pPr>
-      <w:r>
-        <w:rPr>
-          <w:rFonts w:ascii="Arial" w:cs="Arial" w:eastAsia="Arial" w:hAnsi="Arial"/>
-          <w:sz w:val="21"/>
-          <w:szCs w:val="21"/>
-        </w:rPr>
-        <w:t xml:space="preserve">A.  The radio receiver was faulty.</w:t>
-      </w:r>
-    </w:p>
-    <w:p>
-      <w:pPr>
-        <w:keepNext/>
-        <w:spacing w:after="20"/>
-        <w:ind w:left="360"/>
-      </w:pPr>
-      <w:r>
-        <w:rPr>
-          <w:rFonts w:ascii="Arial" w:cs="Arial" w:eastAsia="Arial" w:hAnsi="Arial"/>
-          <w:sz w:val="21"/>
-          <w:szCs w:val="21"/>
-        </w:rPr>
-        <w:t xml:space="preserve">B.  Classic 105 has a weaker transmitter than the AM station.</w:t>
+        <w:t xml:space="preserve">Q2. A student travelling by bus from Nakuru to Nairobi enters the long Kabete underpass while the radio is tuned to Classic 105 (FM, 105.2 MHz). What did the student notice about the radio signals in the underpass?</w:t>
+      </w:r>
+    </w:p>
+    <w:p>
+      <w:pPr>
+        <w:keepNext/>
+        <w:spacing w:after="20"/>
+        <w:ind w:left="360"/>
+      </w:pPr>
+      <w:r>
+        <w:rPr>
+          <w:rFonts w:ascii="Arial" w:cs="Arial" w:eastAsia="Arial" w:hAnsi="Arial"/>
+          <w:sz w:val="21"/>
+          <w:szCs w:val="21"/>
+        </w:rPr>
+        <w:t xml:space="preserve">A.  The AM signal cut out, but the FM signal stayed audible.</w:t>
+      </w:r>
+    </w:p>
+    <w:p>
+      <w:pPr>
+        <w:keepNext/>
+        <w:spacing w:after="20"/>
+        <w:ind w:left="360"/>
+      </w:pPr>
+      <w:r>
+        <w:rPr>
+          <w:rFonts w:ascii="Arial" w:cs="Arial" w:eastAsia="Arial" w:hAnsi="Arial"/>
+          <w:sz w:val="21"/>
+          <w:szCs w:val="21"/>
+        </w:rPr>
+        <w:t xml:space="preserve">B.  Both the FM and AM signals cut out completely.</w:t>
       </w:r>
     </w:p>
     <w:p>
@@ -883,22 +751,22 @@
           <w:sz w:val="21"/>
           <w:szCs w:val="21"/>
         </w:rPr>
-        <w:t xml:space="preserve">C.  On entering the Kabete underpass, the FM signal (Classic 105, 105.2 MHz) cut out almost completely while the AM signal stayed audible.</w:t>
-      </w:r>
-    </w:p>
-    <w:p>
-      <w:pPr>
-        <w:keepNext/>
-        <w:spacing w:after="20"/>
-        <w:ind w:left="360"/>
-      </w:pPr>
-      <w:r>
-        <w:rPr>
-          <w:rFonts w:ascii="Arial" w:cs="Arial" w:eastAsia="Arial" w:hAnsi="Arial"/>
-          <w:sz w:val="21"/>
-          <w:szCs w:val="21"/>
-        </w:rPr>
-        <w:t xml:space="preserve">D.  AM waves are stronger than FM waves.</w:t>
+        <w:t xml:space="preserve">C.  The FM signal cut out almost completely, but the AM signal stayed audible.</w:t>
+      </w:r>
+    </w:p>
+    <w:p>
+      <w:pPr>
+        <w:keepNext/>
+        <w:spacing w:after="20"/>
+        <w:ind w:left="360"/>
+      </w:pPr>
+      <w:r>
+        <w:rPr>
+          <w:rFonts w:ascii="Arial" w:cs="Arial" w:eastAsia="Arial" w:hAnsi="Arial"/>
+          <w:sz w:val="21"/>
+          <w:szCs w:val="21"/>
+        </w:rPr>
+        <w:t xml:space="preserve">D.  The FM signal became louder and the AM signal stayed the same.</w:t>
       </w:r>
     </w:p>
     <w:p>
@@ -923,7 +791,7 @@
           <w:sz w:val="19"/>
           <w:szCs w:val="19"/>
         </w:rPr>
-        <w:t xml:space="preserve">Only this choice describes what happened on the journey. The other choices are untested guesses about causes, and a faulty receiver does not fit, because AM still worked on the same receiver.</w:t>
+        <w:t xml:space="preserve">The phenomenon states that FM cut out almost completely in the tunnel while AM on the same receiver remained audible.</w:t>
       </w:r>
     </w:p>
     <w:p>
@@ -938,7 +806,7 @@
           <w:sz w:val="16"/>
           <w:szCs w:val="16"/>
         </w:rPr>
-        <w:t xml:space="preserve">USE AFTER: OBSERVE PHASE — Station A: PhET Sound Simulation observation table</w:t>
+        <w:t xml:space="preserve">USE AFTER: OBSERVE PHASE — Station A: PhET Sound Simulation</w:t>
       </w:r>
     </w:p>
     <w:p>
@@ -954,22 +822,52 @@
           <w:sz w:val="21"/>
           <w:szCs w:val="21"/>
         </w:rPr>
-        <w:t xml:space="preserve">Q3. At Station A you use the PhET Sound simulation, first moving a listener past a stationary source and then moving the source past a stationary listener. What should you write in your observation table for each set-up?</w:t>
-      </w:r>
-    </w:p>
-    <w:p>
-      <w:pPr>
-        <w:keepNext/>
-        <w:spacing w:after="20"/>
-        <w:ind w:left="360"/>
-      </w:pPr>
-      <w:r>
-        <w:rPr>
-          <w:rFonts w:ascii="Arial" w:cs="Arial" w:eastAsia="Arial" w:hAnsi="Arial"/>
-          <w:sz w:val="21"/>
-          <w:szCs w:val="21"/>
-        </w:rPr>
-        <w:t xml:space="preserve">A.  The speed of a matatu on the highway</w:t>
+        <w:t xml:space="preserve">Q3. At Station A, students use the PhET 'Sound' simulation. They move a listener while the source stays still, then move the source while the listener stays still. Which two things do they record in their observation table for each set-up?</w:t>
+      </w:r>
+    </w:p>
+    <w:p>
+      <w:pPr>
+        <w:keepNext/>
+        <w:spacing w:after="20"/>
+        <w:ind w:left="360"/>
+      </w:pPr>
+      <w:r>
+        <w:rPr>
+          <w:rFonts w:ascii="Arial" w:cs="Arial" w:eastAsia="Arial" w:hAnsi="Arial"/>
+          <w:sz w:val="21"/>
+          <w:szCs w:val="21"/>
+        </w:rPr>
+        <w:t xml:space="preserve">A.  The wavelength of the FM signal and the width of the tunnel.</w:t>
+      </w:r>
+    </w:p>
+    <w:p>
+      <w:pPr>
+        <w:keepNext/>
+        <w:spacing w:after="20"/>
+        <w:ind w:left="360"/>
+      </w:pPr>
+      <w:r>
+        <w:rPr>
+          <w:rFonts w:ascii="Arial" w:cs="Arial" w:eastAsia="Arial" w:hAnsi="Arial"/>
+          <w:sz w:val="21"/>
+          <w:szCs w:val="21"/>
+        </w:rPr>
+        <w:t xml:space="preserve">B.  The name of the wave and the colour of the wave in the simulation.</w:t>
+      </w:r>
+    </w:p>
+    <w:p>
+      <w:pPr>
+        <w:keepNext/>
+        <w:spacing w:after="20"/>
+        <w:ind w:left="360"/>
+      </w:pPr>
+      <w:r>
+        <w:rPr>
+          <w:rFonts w:ascii="Arial" w:cs="Arial" w:eastAsia="Arial" w:hAnsi="Arial"/>
+          <w:sz w:val="21"/>
+          <w:szCs w:val="21"/>
+        </w:rPr>
+        <w:t xml:space="preserve">C.  The temperature of the room and the loudness of the speaker.</w:t>
       </w:r>
     </w:p>
     <w:p>
@@ -987,37 +885,7 @@
           <w:sz w:val="21"/>
           <w:szCs w:val="21"/>
         </w:rPr>
-        <w:t xml:space="preserve">B.  The perceived pitch (higher, lower or same) for that set-up</w:t>
-      </w:r>
-    </w:p>
-    <w:p>
-      <w:pPr>
-        <w:keepNext/>
-        <w:spacing w:after="20"/>
-        <w:ind w:left="360"/>
-      </w:pPr>
-      <w:r>
-        <w:rPr>
-          <w:rFonts w:ascii="Arial" w:cs="Arial" w:eastAsia="Arial" w:hAnsi="Arial"/>
-          <w:sz w:val="21"/>
-          <w:szCs w:val="21"/>
-        </w:rPr>
-        <w:t xml:space="preserve">C.  The reason why the pitch changes</w:t>
-      </w:r>
-    </w:p>
-    <w:p>
-      <w:pPr>
-        <w:keepNext/>
-        <w:spacing w:after="20"/>
-        <w:ind w:left="360"/>
-      </w:pPr>
-      <w:r>
-        <w:rPr>
-          <w:rFonts w:ascii="Arial" w:cs="Arial" w:eastAsia="Arial" w:hAnsi="Arial"/>
-          <w:sz w:val="21"/>
-          <w:szCs w:val="21"/>
-        </w:rPr>
-        <w:t xml:space="preserve">D.  The name of the scientific effect that causes the change</w:t>
+        <w:t xml:space="preserve">D.  The frequency setting and whether the pitch is heard as higher, lower or the same.</w:t>
       </w:r>
     </w:p>
     <w:p>
@@ -1033,7 +901,7 @@
           <w:sz w:val="21"/>
           <w:szCs w:val="21"/>
         </w:rPr>
-        <w:t xml:space="preserve">Correct answer: B. </w:t>
+        <w:t xml:space="preserve">Correct answer: D. </w:t>
       </w:r>
       <w:r>
         <w:rPr>
@@ -1042,7 +910,7 @@
           <w:sz w:val="19"/>
           <w:szCs w:val="19"/>
         </w:rPr>
-        <w:t xml:space="preserve">Station A is for observing and recording only. The table asks for the perceived pitch (higher, lower or same) for each configuration, and explanations come later.</w:t>
+        <w:t xml:space="preserve">The observation table links the frequency setting to the perceived pitch (higher, lower or same) for each configuration. Students only record what they see and hear.</w:t>
       </w:r>
     </w:p>
     <w:p>
@@ -1073,7 +941,7 @@
           <w:sz w:val="21"/>
           <w:szCs w:val="21"/>
         </w:rPr>
-        <w:t xml:space="preserve">Q4. The Station B card shows the Kabete tunnel drawn to scale. The tunnel is about 8 m wide, the FM (105.2 MHz) wavelength is about 2.9 m and the AM wavelength is about 300 m. Which statement correctly reads these numbers?</w:t>
+        <w:t xml:space="preserve">Q4. A Diagram Analysis Card shows a cross-section of the Kabete tunnel, drawn to scale. The tunnel is about 8 m wide. The FM wavelength (105.2 MHz) is about 2.9 m and the AM wavelength is about 300 m. Which statement correctly compares these measurements? (Only compare the numbers; do not explain anything yet.)</w:t>
       </w:r>
     </w:p>
     <w:p>
@@ -1091,52 +959,52 @@
           <w:sz w:val="21"/>
           <w:szCs w:val="21"/>
         </w:rPr>
-        <w:t xml:space="preserve">A.  The AM wavelength is about 300 m, which is much longer than the tunnel width of about 8 m, while the FM wavelength of about 2.9 m is shorter than the tunnel width.</w:t>
-      </w:r>
-    </w:p>
-    <w:p>
-      <w:pPr>
-        <w:keepNext/>
-        <w:spacing w:after="20"/>
-        <w:ind w:left="360"/>
-      </w:pPr>
-      <w:r>
-        <w:rPr>
-          <w:rFonts w:ascii="Arial" w:cs="Arial" w:eastAsia="Arial" w:hAnsi="Arial"/>
-          <w:sz w:val="21"/>
-          <w:szCs w:val="21"/>
-        </w:rPr>
-        <w:t xml:space="preserve">B.  Both the FM and the AM wavelengths are shorter than the tunnel width.</w:t>
-      </w:r>
-    </w:p>
-    <w:p>
-      <w:pPr>
-        <w:keepNext/>
-        <w:spacing w:after="20"/>
-        <w:ind w:left="360"/>
-      </w:pPr>
-      <w:r>
-        <w:rPr>
-          <w:rFonts w:ascii="Arial" w:cs="Arial" w:eastAsia="Arial" w:hAnsi="Arial"/>
-          <w:sz w:val="21"/>
-          <w:szCs w:val="21"/>
-        </w:rPr>
-        <w:t xml:space="preserve">C.  The AM and FM wavelengths are about the same size as each other.</w:t>
-      </w:r>
-    </w:p>
-    <w:p>
-      <w:pPr>
-        <w:keepNext/>
-        <w:spacing w:after="20"/>
-        <w:ind w:left="360"/>
-      </w:pPr>
-      <w:r>
-        <w:rPr>
-          <w:rFonts w:ascii="Arial" w:cs="Arial" w:eastAsia="Arial" w:hAnsi="Arial"/>
-          <w:sz w:val="21"/>
-          <w:szCs w:val="21"/>
-        </w:rPr>
-        <w:t xml:space="preserve">D.  The FM wavelength is longer than the tunnel width, and the AM wavelength is shorter than the tunnel width.</w:t>
+        <w:t xml:space="preserve">A.  The FM wavelength is smaller than the tunnel width, but the AM wavelength is much larger than the tunnel width.</w:t>
+      </w:r>
+    </w:p>
+    <w:p>
+      <w:pPr>
+        <w:keepNext/>
+        <w:spacing w:after="20"/>
+        <w:ind w:left="360"/>
+      </w:pPr>
+      <w:r>
+        <w:rPr>
+          <w:rFonts w:ascii="Arial" w:cs="Arial" w:eastAsia="Arial" w:hAnsi="Arial"/>
+          <w:sz w:val="21"/>
+          <w:szCs w:val="21"/>
+        </w:rPr>
+        <w:t xml:space="preserve">B.  The FM wavelength is about 300 m and the AM wavelength is about 2.9 m.</w:t>
+      </w:r>
+    </w:p>
+    <w:p>
+      <w:pPr>
+        <w:keepNext/>
+        <w:spacing w:after="20"/>
+        <w:ind w:left="360"/>
+      </w:pPr>
+      <w:r>
+        <w:rPr>
+          <w:rFonts w:ascii="Arial" w:cs="Arial" w:eastAsia="Arial" w:hAnsi="Arial"/>
+          <w:sz w:val="21"/>
+          <w:szCs w:val="21"/>
+        </w:rPr>
+        <w:t xml:space="preserve">C.  Both wavelengths are larger than the tunnel width.</w:t>
+      </w:r>
+    </w:p>
+    <w:p>
+      <w:pPr>
+        <w:keepNext/>
+        <w:spacing w:after="20"/>
+        <w:ind w:left="360"/>
+      </w:pPr>
+      <w:r>
+        <w:rPr>
+          <w:rFonts w:ascii="Arial" w:cs="Arial" w:eastAsia="Arial" w:hAnsi="Arial"/>
+          <w:sz w:val="21"/>
+          <w:szCs w:val="21"/>
+        </w:rPr>
+        <w:t xml:space="preserve">D.  Both wavelengths are smaller than the tunnel width.</w:t>
       </w:r>
     </w:p>
     <w:p>
@@ -1161,7 +1029,7 @@
           <w:sz w:val="19"/>
           <w:szCs w:val="19"/>
         </w:rPr>
-        <w:t xml:space="preserve">Comparing the numbers: 300 m is greater than 8 m, and 2.9 m is less than 8 m. This only reads the data and does not explain the blackout.</w:t>
+        <w:t xml:space="preserve">2.9 m is less than 8 m, while 300 m is far greater than 8 m. This is a measurable observation, not an explanation.</w:t>
       </w:r>
     </w:p>
     <w:p>
@@ -1176,7 +1044,7 @@
           <w:sz w:val="16"/>
           <w:szCs w:val="16"/>
         </w:rPr>
-        <w:t xml:space="preserve">USE AFTER: OBSERVE PHASE — Whole-class debrief: 'WHAT WE SAW' sticky-note board and EVIDENCE column</w:t>
+        <w:t xml:space="preserve">USE AFTER: EXPLAIN PHASE — Link back to phenomenon: 'Can our current best explanations fully answer the driving question? What is still missing?'</w:t>
       </w:r>
     </w:p>
     <w:p>
@@ -1192,22 +1060,7 @@
           <w:sz w:val="21"/>
           <w:szCs w:val="21"/>
         </w:rPr>
-        <w:t xml:space="preserve">Q5. During the 'WHAT WE SAW' debrief, which sticky-note entry is a specific, measurable OBSERVATION that could go in the EVIDENCE column?</w:t>
-      </w:r>
-    </w:p>
-    <w:p>
-      <w:pPr>
-        <w:keepNext/>
-        <w:spacing w:after="20"/>
-        <w:ind w:left="360"/>
-      </w:pPr>
-      <w:r>
-        <w:rPr>
-          <w:rFonts w:ascii="Arial" w:cs="Arial" w:eastAsia="Arial" w:hAnsi="Arial"/>
-          <w:sz w:val="21"/>
-          <w:szCs w:val="21"/>
-        </w:rPr>
-        <w:t xml:space="preserve">A.  The matatu horn is broken.</w:t>
+        <w:t xml:space="preserve">Q5. After the stations and the group task, a student asks: 'So do we now fully know why FM cuts out in the tunnel but AM does not?' What is the best answer at this point in Lesson 1?</w:t>
       </w:r>
     </w:p>
     <w:p>
@@ -1225,37 +1078,52 @@
           <w:sz w:val="21"/>
           <w:szCs w:val="21"/>
         </w:rPr>
-        <w:t xml:space="preserve">B.  FM wavelength is about 3 m and the tunnel is about 8 m wide.</w:t>
-      </w:r>
-    </w:p>
-    <w:p>
-      <w:pPr>
-        <w:keepNext/>
-        <w:spacing w:after="20"/>
-        <w:ind w:left="360"/>
-      </w:pPr>
-      <w:r>
-        <w:rPr>
-          <w:rFonts w:ascii="Arial" w:cs="Arial" w:eastAsia="Arial" w:hAnsi="Arial"/>
-          <w:sz w:val="21"/>
-          <w:szCs w:val="21"/>
-        </w:rPr>
-        <w:t xml:space="preserve">C.  Classic 105 is a bad radio station.</w:t>
-      </w:r>
-    </w:p>
-    <w:p>
-      <w:pPr>
-        <w:keepNext/>
-        <w:spacing w:after="20"/>
-        <w:ind w:left="360"/>
-      </w:pPr>
-      <w:r>
-        <w:rPr>
-          <w:rFonts w:ascii="Arial" w:cs="Arial" w:eastAsia="Arial" w:hAnsi="Arial"/>
-          <w:sz w:val="21"/>
-          <w:szCs w:val="21"/>
-        </w:rPr>
-        <w:t xml:space="preserve">D.  FM is blocked because the tunnel is too small.</w:t>
+        <w:t xml:space="preserve">A.  Not yet. We have gathered observations and first ideas, and we will test them in the coming lessons.</w:t>
+      </w:r>
+    </w:p>
+    <w:p>
+      <w:pPr>
+        <w:keepNext/>
+        <w:spacing w:after="20"/>
+        <w:ind w:left="360"/>
+      </w:pPr>
+      <w:r>
+        <w:rPr>
+          <w:rFonts w:ascii="Arial" w:cs="Arial" w:eastAsia="Arial" w:hAnsi="Arial"/>
+          <w:sz w:val="21"/>
+          <w:szCs w:val="21"/>
+        </w:rPr>
+        <w:t xml:space="preserve">B.  Yes. The PhET simulation has already explained it completely.</w:t>
+      </w:r>
+    </w:p>
+    <w:p>
+      <w:pPr>
+        <w:keepNext/>
+        <w:spacing w:after="20"/>
+        <w:ind w:left="360"/>
+      </w:pPr>
+      <w:r>
+        <w:rPr>
+          <w:rFonts w:ascii="Arial" w:cs="Arial" w:eastAsia="Arial" w:hAnsi="Arial"/>
+          <w:sz w:val="21"/>
+          <w:szCs w:val="21"/>
+        </w:rPr>
+        <w:t xml:space="preserve">C.  No. Physics cannot explain radio signals in tunnels.</w:t>
+      </w:r>
+    </w:p>
+    <w:p>
+      <w:pPr>
+        <w:keepNext/>
+        <w:spacing w:after="20"/>
+        <w:ind w:left="360"/>
+      </w:pPr>
+      <w:r>
+        <w:rPr>
+          <w:rFonts w:ascii="Arial" w:cs="Arial" w:eastAsia="Arial" w:hAnsi="Arial"/>
+          <w:sz w:val="21"/>
+          <w:szCs w:val="21"/>
+        </w:rPr>
+        <w:t xml:space="preserve">D.  Yes. It is because Classic 105 has a weaker transmitter than the AM station.</w:t>
       </w:r>
     </w:p>
     <w:p>
@@ -1271,7 +1139,7 @@
           <w:sz w:val="21"/>
           <w:szCs w:val="21"/>
         </w:rPr>
-        <w:t xml:space="preserve">Correct answer: B. </w:t>
+        <w:t xml:space="preserve">Correct answer: A. </w:t>
       </w:r>
       <w:r>
         <w:rPr>
@@ -1280,7 +1148,7 @@
           <w:sz w:val="19"/>
           <w:szCs w:val="19"/>
         </w:rPr>
-        <w:t xml:space="preserve">An observation states measurable facts from the evidence, such as the wavelength and the tunnel width. The other choices are explanations or opinions, which are not written under EVIDENCE.</w:t>
+        <w:t xml:space="preserve">This is the anchor lesson, so the phenomenon is left open. Students have only collected evidence and made first ideas. A 'weaker transmitter' explanation is a technology-only idea that the teacher asks students to re-examine.</w:t>
       </w:r>
     </w:p>
     <w:p>
@@ -1295,7 +1163,7 @@
           <w:sz w:val="16"/>
           <w:szCs w:val="16"/>
         </w:rPr>
-        <w:t xml:space="preserve">USE AFTER: EXPLAIN PHASE — Gallery walk: dot-sticker voting on 'Best Current Explanation' sentences</w:t>
+        <w:t xml:space="preserve">USE AFTER: DQB PHASE — Individual sticky-note questions for the Driving Question Board ('The Horn Puzzle' and 'The Tunnel Puzzle' columns)</w:t>
       </w:r>
     </w:p>
     <w:p>
@@ -1311,52 +1179,7 @@
           <w:sz w:val="21"/>
           <w:szCs w:val="21"/>
         </w:rPr>
-        <w:t xml:space="preserve">Q6. During the gallery walk, each student places one dot sticker on the group explanation they find most convincing. Which explanation should get your dot?</w:t>
-      </w:r>
-    </w:p>
-    <w:p>
-      <w:pPr>
-        <w:keepNext/>
-        <w:spacing w:after="20"/>
-        <w:ind w:left="360"/>
-      </w:pPr>
-      <w:r>
-        <w:rPr>
-          <w:rFonts w:ascii="Arial" w:cs="Arial" w:eastAsia="Arial" w:hAnsi="Arial"/>
-          <w:sz w:val="21"/>
-          <w:szCs w:val="21"/>
-        </w:rPr>
-        <w:t xml:space="preserve">A.  The one that blames a technology fault, such as 'Classic 105 has a weaker transmitter', with no evidence</w:t>
-      </w:r>
-    </w:p>
-    <w:p>
-      <w:pPr>
-        <w:keepNext/>
-        <w:spacing w:after="20"/>
-        <w:ind w:left="360"/>
-      </w:pPr>
-      <w:r>
-        <w:rPr>
-          <w:rFonts w:ascii="Arial" w:cs="Arial" w:eastAsia="Arial" w:hAnsi="Arial"/>
-          <w:sz w:val="21"/>
-          <w:szCs w:val="21"/>
-        </w:rPr>
-        <w:t xml:space="preserve">B.  The one written by your best friend</w:t>
-      </w:r>
-    </w:p>
-    <w:p>
-      <w:pPr>
-        <w:keepNext/>
-        <w:spacing w:after="20"/>
-        <w:ind w:left="360"/>
-      </w:pPr>
-      <w:r>
-        <w:rPr>
-          <w:rFonts w:ascii="Arial" w:cs="Arial" w:eastAsia="Arial" w:hAnsi="Arial"/>
-          <w:sz w:val="21"/>
-          <w:szCs w:val="21"/>
-        </w:rPr>
-        <w:t xml:space="preserve">C.  The one that is the longest</w:t>
+        <w:t xml:space="preserve">Q6. Students write questions on sticky notes for the Driving Question Board about the matatu horn and the Kabete tunnel. Which note is the best mechanistic question, one that starts with HOW or WHY and asks about a physical process?</w:t>
       </w:r>
     </w:p>
     <w:p>
@@ -1374,7 +1197,52 @@
           <w:sz w:val="21"/>
           <w:szCs w:val="21"/>
         </w:rPr>
-        <w:t xml:space="preserve">D.  The one that uses evidence from the stations, such as the direction of movement or a measurement</w:t>
+        <w:t xml:space="preserve">A.  Why does the pitch of a horn change only when the matatu is moving?</w:t>
+      </w:r>
+    </w:p>
+    <w:p>
+      <w:pPr>
+        <w:keepNext/>
+        <w:spacing w:after="20"/>
+        <w:ind w:left="360"/>
+      </w:pPr>
+      <w:r>
+        <w:rPr>
+          <w:rFonts w:ascii="Arial" w:cs="Arial" w:eastAsia="Arial" w:hAnsi="Arial"/>
+          <w:sz w:val="21"/>
+          <w:szCs w:val="21"/>
+        </w:rPr>
+        <w:t xml:space="preserve">B.  What colour was the matatu?</w:t>
+      </w:r>
+    </w:p>
+    <w:p>
+      <w:pPr>
+        <w:keepNext/>
+        <w:spacing w:after="20"/>
+        <w:ind w:left="360"/>
+      </w:pPr>
+      <w:r>
+        <w:rPr>
+          <w:rFonts w:ascii="Arial" w:cs="Arial" w:eastAsia="Arial" w:hAnsi="Arial"/>
+          <w:sz w:val="21"/>
+          <w:szCs w:val="21"/>
+        </w:rPr>
+        <w:t xml:space="preserve">C.  Which radio station is the best to listen to on the bus?</w:t>
+      </w:r>
+    </w:p>
+    <w:p>
+      <w:pPr>
+        <w:keepNext/>
+        <w:spacing w:after="20"/>
+        <w:ind w:left="360"/>
+      </w:pPr>
+      <w:r>
+        <w:rPr>
+          <w:rFonts w:ascii="Arial" w:cs="Arial" w:eastAsia="Arial" w:hAnsi="Arial"/>
+          <w:sz w:val="21"/>
+          <w:szCs w:val="21"/>
+        </w:rPr>
+        <w:t xml:space="preserve">D.  Who owns the Classic 105 radio station?</w:t>
       </w:r>
     </w:p>
     <w:p>
@@ -1390,7 +1258,7 @@
           <w:sz w:val="21"/>
           <w:szCs w:val="21"/>
         </w:rPr>
-        <w:t xml:space="preserve">Correct answer: D. </w:t>
+        <w:t xml:space="preserve">Correct answer: A. </w:t>
       </w:r>
       <w:r>
         <w:rPr>
@@ -1399,7 +1267,7 @@
           <w:sz w:val="19"/>
           <w:szCs w:val="19"/>
         </w:rPr>
-        <w:t xml:space="preserve">Students are asked to choose the most evidence-based explanation. Length, friendship and claims with no evidence do not make an explanation convincing.</w:t>
+        <w:t xml:space="preserve">A good DQB question starts with 'How' or 'Why' and asks about a physical process that can be investigated. The other questions ask about facts or opinions that do not help explain the phenomenon.</w:t>
       </w:r>
     </w:p>
     <w:p>
@@ -1414,7 +1282,7 @@
           <w:sz w:val="16"/>
           <w:szCs w:val="16"/>
         </w:rPr>
-        <w:t xml:space="preserve">USE AFTER: DQB PHASE — Driving Question Board: student sticky-note questions under 'The Horn Puzzle' and 'The Tunnel Puzzle'</w:t>
+        <w:t xml:space="preserve">USE AFTER: MODEL BUILDING PHASE — Individual 'Initial Wave Model' drawing in notebooks and pair comparison</w:t>
       </w:r>
     </w:p>
     <w:p>
@@ -1430,52 +1298,7 @@
           <w:sz w:val="21"/>
           <w:szCs w:val="21"/>
         </w:rPr>
-        <w:t xml:space="preserve">Q7. When you write a question for the Driving Question Board, which question best fits the instruction 'start with HOW or WHY, about the phenomenon, and something you cannot yet answer'?</w:t>
-      </w:r>
-    </w:p>
-    <w:p>
-      <w:pPr>
-        <w:keepNext/>
-        <w:spacing w:after="20"/>
-        <w:ind w:left="360"/>
-      </w:pPr>
-      <w:r>
-        <w:rPr>
-          <w:rFonts w:ascii="Arial" w:cs="Arial" w:eastAsia="Arial" w:hAnsi="Arial"/>
-          <w:sz w:val="21"/>
-          <w:szCs w:val="21"/>
-        </w:rPr>
-        <w:t xml:space="preserve">A.  Where is the Kabete underpass on the map?</w:t>
-      </w:r>
-    </w:p>
-    <w:p>
-      <w:pPr>
-        <w:keepNext/>
-        <w:spacing w:after="20"/>
-        <w:ind w:left="360"/>
-      </w:pPr>
-      <w:r>
-        <w:rPr>
-          <w:rFonts w:ascii="Arial" w:cs="Arial" w:eastAsia="Arial" w:hAnsi="Arial"/>
-          <w:sz w:val="21"/>
-          <w:szCs w:val="21"/>
-        </w:rPr>
-        <w:t xml:space="preserve">B.  Is Classic 105 a good radio station?</w:t>
-      </w:r>
-    </w:p>
-    <w:p>
-      <w:pPr>
-        <w:keepNext/>
-        <w:spacing w:after="20"/>
-        <w:ind w:left="360"/>
-      </w:pPr>
-      <w:r>
-        <w:rPr>
-          <w:rFonts w:ascii="Arial" w:cs="Arial" w:eastAsia="Arial" w:hAnsi="Arial"/>
-          <w:sz w:val="21"/>
-          <w:szCs w:val="21"/>
-        </w:rPr>
-        <w:t xml:space="preserve">C.  Which Sacco owns the matatu?</w:t>
+        <w:t xml:space="preserve">Q7. Your teacher asks you to draw an 'Initial Wave Model' showing a wave travelling from a matatu horn to your ear and then entering a narrow tunnel. What is the main purpose of this model?</w:t>
       </w:r>
     </w:p>
     <w:p>
@@ -1493,7 +1316,52 @@
           <w:sz w:val="21"/>
           <w:szCs w:val="21"/>
         </w:rPr>
-        <w:t xml:space="preserve">D.  Why does the FM signal cut out in the tunnel while the AM signal does not?</w:t>
+        <w:t xml:space="preserve">A.  To show your current thinking so that you can revise it as you gather evidence in later lessons.</w:t>
+      </w:r>
+    </w:p>
+    <w:p>
+      <w:pPr>
+        <w:keepNext/>
+        <w:spacing w:after="20"/>
+        <w:ind w:left="360"/>
+      </w:pPr>
+      <w:r>
+        <w:rPr>
+          <w:rFonts w:ascii="Arial" w:cs="Arial" w:eastAsia="Arial" w:hAnsi="Arial"/>
+          <w:sz w:val="21"/>
+          <w:szCs w:val="21"/>
+        </w:rPr>
+        <w:t xml:space="preserve">B.  To get marks for drawing the correct wave shape.</w:t>
+      </w:r>
+    </w:p>
+    <w:p>
+      <w:pPr>
+        <w:keepNext/>
+        <w:spacing w:after="20"/>
+        <w:ind w:left="360"/>
+      </w:pPr>
+      <w:r>
+        <w:rPr>
+          <w:rFonts w:ascii="Arial" w:cs="Arial" w:eastAsia="Arial" w:hAnsi="Arial"/>
+          <w:sz w:val="21"/>
+          <w:szCs w:val="21"/>
+        </w:rPr>
+        <w:t xml:space="preserve">C.  To give the final scientific explanation of the horn and the radio.</w:t>
+      </w:r>
+    </w:p>
+    <w:p>
+      <w:pPr>
+        <w:keepNext/>
+        <w:spacing w:after="20"/>
+        <w:ind w:left="360"/>
+      </w:pPr>
+      <w:r>
+        <w:rPr>
+          <w:rFonts w:ascii="Arial" w:cs="Arial" w:eastAsia="Arial" w:hAnsi="Arial"/>
+          <w:sz w:val="21"/>
+          <w:szCs w:val="21"/>
+        </w:rPr>
+        <w:t xml:space="preserve">D.  To show how well you can draw a matatu.</w:t>
       </w:r>
     </w:p>
     <w:p>
@@ -1509,7 +1377,7 @@
           <w:sz w:val="21"/>
           <w:szCs w:val="21"/>
         </w:rPr>
-        <w:t xml:space="preserve">Correct answer: D. </w:t>
+        <w:t xml:space="preserve">Correct answer: A. </w:t>
       </w:r>
       <w:r>
         <w:rPr>
@@ -1518,245 +1386,7 @@
           <w:sz w:val="19"/>
           <w:szCs w:val="19"/>
         </w:rPr>
-        <w:t xml:space="preserve">This question starts with 'Why', is about the phenomenon and can be investigated. The other choices are opinions or simple facts that do not drive an investigation.</w:t>
-      </w:r>
-    </w:p>
-    <w:p>
-      <w:pPr>
-        <w:keepNext/>
-        <w:spacing w:after="40" w:before="200"/>
-      </w:pPr>
-      <w:r>
-        <w:rPr>
-          <w:rFonts w:ascii="Arial" w:cs="Arial" w:eastAsia="Arial" w:hAnsi="Arial"/>
-          <w:color w:val="1F6B75"/>
-          <w:sz w:val="16"/>
-          <w:szCs w:val="16"/>
-        </w:rPr>
-        <w:t xml:space="preserve">USE AFTER: MODEL BUILDING PHASE — Initial Wave Model drawing and pair comparison</w:t>
-      </w:r>
-    </w:p>
-    <w:p>
-      <w:pPr>
-        <w:keepNext/>
-        <w:spacing w:after="80"/>
-      </w:pPr>
-      <w:r>
-        <w:rPr>
-          <w:rFonts w:ascii="Arial" w:cs="Arial" w:eastAsia="Arial" w:hAnsi="Arial"/>
-          <w:b/>
-          <w:bCs/>
-          <w:sz w:val="21"/>
-          <w:szCs w:val="21"/>
-        </w:rPr>
-        <w:t xml:space="preserve">Q8. You are asked to draw an 'Initial Wave Model' of a wave travelling from a matatu horn to your ear and entering a tunnel. Which statement about this model is correct?</w:t>
-      </w:r>
-    </w:p>
-    <w:p>
-      <w:pPr>
-        <w:keepNext/>
-        <w:spacing w:after="20"/>
-        <w:ind w:left="360"/>
-      </w:pPr>
-      <w:r>
-        <w:rPr>
-          <w:rFonts w:ascii="Arial" w:cs="Arial" w:eastAsia="Arial" w:hAnsi="Arial"/>
-          <w:b/>
-          <w:bCs/>
-          <w:color w:val="2E7D4F"/>
-          <w:sz w:val="21"/>
-          <w:szCs w:val="21"/>
-        </w:rPr>
-        <w:t xml:space="preserve">A.  It only needs to show your current thinking, with labels and arrows, because you will revise it in later lessons.</w:t>
-      </w:r>
-    </w:p>
-    <w:p>
-      <w:pPr>
-        <w:keepNext/>
-        <w:spacing w:after="20"/>
-        <w:ind w:left="360"/>
-      </w:pPr>
-      <w:r>
-        <w:rPr>
-          <w:rFonts w:ascii="Arial" w:cs="Arial" w:eastAsia="Arial" w:hAnsi="Arial"/>
-          <w:sz w:val="21"/>
-          <w:szCs w:val="21"/>
-        </w:rPr>
-        <w:t xml:space="preserve">B.  The teacher will mark it wrong if the wave shape is not right.</w:t>
-      </w:r>
-    </w:p>
-    <w:p>
-      <w:pPr>
-        <w:keepNext/>
-        <w:spacing w:after="20"/>
-        <w:ind w:left="360"/>
-      </w:pPr>
-      <w:r>
-        <w:rPr>
-          <w:rFonts w:ascii="Arial" w:cs="Arial" w:eastAsia="Arial" w:hAnsi="Arial"/>
-          <w:sz w:val="21"/>
-          <w:szCs w:val="21"/>
-        </w:rPr>
-        <w:t xml:space="preserve">C.  It should copy the teacher's example exactly.</w:t>
-      </w:r>
-    </w:p>
-    <w:p>
-      <w:pPr>
-        <w:keepNext/>
-        <w:spacing w:after="20"/>
-        <w:ind w:left="360"/>
-      </w:pPr>
-      <w:r>
-        <w:rPr>
-          <w:rFonts w:ascii="Arial" w:cs="Arial" w:eastAsia="Arial" w:hAnsi="Arial"/>
-          <w:sz w:val="21"/>
-          <w:szCs w:val="21"/>
-        </w:rPr>
-        <w:t xml:space="preserve">D.  It must be completely correct before you hand it in.</w:t>
-      </w:r>
-    </w:p>
-    <w:p>
-      <w:pPr>
-        <w:spacing w:after="120" w:before="60"/>
-      </w:pPr>
-      <w:r>
-        <w:rPr>
-          <w:rFonts w:ascii="Arial" w:cs="Arial" w:eastAsia="Arial" w:hAnsi="Arial"/>
-          <w:b/>
-          <w:bCs/>
-          <w:color w:val="2E7D4F"/>
-          <w:sz w:val="21"/>
-          <w:szCs w:val="21"/>
-        </w:rPr>
-        <w:t xml:space="preserve">Correct answer: A. </w:t>
-      </w:r>
-      <w:r>
-        <w:rPr>
-          <w:rFonts w:ascii="Arial" w:cs="Arial" w:eastAsia="Arial" w:hAnsi="Arial"/>
-          <w:color w:val="444444"/>
-          <w:sz w:val="19"/>
-          <w:szCs w:val="19"/>
-        </w:rPr>
-        <w:t xml:space="preserve">The lesson tells students the model does not need to be correct, only to show their current thinking, and that it will be revised. This keeps their initial ideas visible for later comparison.</w:t>
-      </w:r>
-    </w:p>
-    <w:p>
-      <w:pPr>
-        <w:keepNext/>
-        <w:spacing w:after="40" w:before="200"/>
-      </w:pPr>
-      <w:r>
-        <w:rPr>
-          <w:rFonts w:ascii="Arial" w:cs="Arial" w:eastAsia="Arial" w:hAnsi="Arial"/>
-          <w:color w:val="1F6B75"/>
-          <w:sz w:val="16"/>
-          <w:szCs w:val="16"/>
-        </w:rPr>
-        <w:t xml:space="preserve">USE AFTER: END OF LESSON — Closing link of the Model phase: 'The driving question is still open'</w:t>
-      </w:r>
-    </w:p>
-    <w:p>
-      <w:pPr>
-        <w:keepNext/>
-        <w:spacing w:after="80"/>
-      </w:pPr>
-      <w:r>
-        <w:rPr>
-          <w:rFonts w:ascii="Arial" w:cs="Arial" w:eastAsia="Arial" w:hAnsi="Arial"/>
-          <w:b/>
-          <w:bCs/>
-          <w:sz w:val="21"/>
-          <w:szCs w:val="21"/>
-        </w:rPr>
-        <w:t xml:space="preserve">Q9. At the end of this first lesson, your class has noticed patterns and posted questions about the matatu horn and the Kabete tunnel. What is the status of the driving question 'Why does the horn change pitch, and why does FM fade in the tunnel?'</w:t>
-      </w:r>
-    </w:p>
-    <w:p>
-      <w:pPr>
-        <w:keepNext/>
-        <w:spacing w:after="20"/>
-        <w:ind w:left="360"/>
-      </w:pPr>
-      <w:r>
-        <w:rPr>
-          <w:rFonts w:ascii="Arial" w:cs="Arial" w:eastAsia="Arial" w:hAnsi="Arial"/>
-          <w:sz w:val="21"/>
-          <w:szCs w:val="21"/>
-        </w:rPr>
-        <w:t xml:space="preserve">A.  It is answered because the PhET simulation showed the pitch change.</w:t>
-      </w:r>
-    </w:p>
-    <w:p>
-      <w:pPr>
-        <w:keepNext/>
-        <w:spacing w:after="20"/>
-        <w:ind w:left="360"/>
-      </w:pPr>
-      <w:r>
-        <w:rPr>
-          <w:rFonts w:ascii="Arial" w:cs="Arial" w:eastAsia="Arial" w:hAnsi="Arial"/>
-          <w:sz w:val="21"/>
-          <w:szCs w:val="21"/>
-        </w:rPr>
-        <w:t xml:space="preserve">B.  It is fully answered because the class voted on the best explanation.</w:t>
-      </w:r>
-    </w:p>
-    <w:p>
-      <w:pPr>
-        <w:keepNext/>
-        <w:spacing w:after="20"/>
-        <w:ind w:left="360"/>
-      </w:pPr>
-      <w:r>
-        <w:rPr>
-          <w:rFonts w:ascii="Arial" w:cs="Arial" w:eastAsia="Arial" w:hAnsi="Arial"/>
-          <w:b/>
-          <w:bCs/>
-          <w:color w:val="2E7D4F"/>
-          <w:sz w:val="21"/>
-          <w:szCs w:val="21"/>
-        </w:rPr>
-        <w:t xml:space="preserve">C.  It is still open: the class has observations and first ideas, and will gather more evidence in later lessons.</w:t>
-      </w:r>
-    </w:p>
-    <w:p>
-      <w:pPr>
-        <w:keepNext/>
-        <w:spacing w:after="20"/>
-        <w:ind w:left="360"/>
-      </w:pPr>
-      <w:r>
-        <w:rPr>
-          <w:rFonts w:ascii="Arial" w:cs="Arial" w:eastAsia="Arial" w:hAnsi="Arial"/>
-          <w:sz w:val="21"/>
-          <w:szCs w:val="21"/>
-        </w:rPr>
-        <w:t xml:space="preserve">D.  It is answered because the diagram shows the FM wavelength and the tunnel width.</w:t>
-      </w:r>
-    </w:p>
-    <w:p>
-      <w:pPr>
-        <w:spacing w:after="120" w:before="60"/>
-      </w:pPr>
-      <w:r>
-        <w:rPr>
-          <w:rFonts w:ascii="Arial" w:cs="Arial" w:eastAsia="Arial" w:hAnsi="Arial"/>
-          <w:b/>
-          <w:bCs/>
-          <w:color w:val="2E7D4F"/>
-          <w:sz w:val="21"/>
-          <w:szCs w:val="21"/>
-        </w:rPr>
-        <w:t xml:space="preserve">Correct answer: C. </w:t>
-      </w:r>
-      <w:r>
-        <w:rPr>
-          <w:rFonts w:ascii="Arial" w:cs="Arial" w:eastAsia="Arial" w:hAnsi="Arial"/>
-          <w:color w:val="444444"/>
-          <w:sz w:val="19"/>
-          <w:szCs w:val="19"/>
-        </w:rPr>
-        <w:t xml:space="preserve">This is the launch lesson. Students have gathered observations and first ideas only, and the teacher says 'The driving question is still open'. The full explanation comes after more investigation.</w:t>
+        <w:t xml:space="preserve">Students are told that the model does not need to be correct. It records their present ideas so they can compare and revise it as the unit goes on.</w:t>
       </w:r>
     </w:p>
     <w:p>
@@ -1775,7 +1405,7 @@
         </w:rPr>
         <w:t xml:space="preserve">© 2026 SeaVuria and ARES. Aligned with KICD objectives. Developed by SeaVuria; technical implementation by ARES (with AI assistance from Claude). Licensed under </w:t>
       </w:r>
-      <w:hyperlink w:history="1" r:id="rIdiv_zhqgpzuegrvubjrrqr">
+      <w:hyperlink w:history="1" r:id="rIdndu1lak2cjfxb0783qnqf">
         <w:r>
           <w:rPr>
             <w:rFonts w:ascii="Arial" w:cs="Arial" w:eastAsia="Arial" w:hAnsi="Arial"/>
@@ -1796,7 +1426,7 @@
         </w:rPr>
         <w:t xml:space="preserve"> (</w:t>
       </w:r>
-      <w:hyperlink w:history="1" r:id="rIdpli_coyzx2qgobs1znxxe">
+      <w:hyperlink w:history="1" r:id="rIdbmr3sqcx-yq1fekq2yksf">
         <w:r>
           <w:rPr>
             <w:rFonts w:ascii="Arial" w:cs="Arial" w:eastAsia="Arial" w:hAnsi="Arial"/>

--- a/data/outputs/v2/Physics/SS2.1_Properties_of_Waves/quiz/Physics_G10_SS2.1_Properties_of_Waves_L1_AnswerKey.docx
+++ b/data/outputs/v2/Physics/SS2.1_Properties_of_Waves/quiz/Physics_G10_SS2.1_Properties_of_Waves_L1_AnswerKey.docx
@@ -1405,7 +1405,7 @@
         </w:rPr>
         <w:t xml:space="preserve">© 2026 SeaVuria and ARES. Aligned with KICD objectives. Developed by SeaVuria; technical implementation by ARES (with AI assistance from Claude). Licensed under </w:t>
       </w:r>
-      <w:hyperlink w:history="1" r:id="rIdndu1lak2cjfxb0783qnqf">
+      <w:hyperlink w:history="1" r:id="rIdcgoqpewgxwu69xlo4viug">
         <w:r>
           <w:rPr>
             <w:rFonts w:ascii="Arial" w:cs="Arial" w:eastAsia="Arial" w:hAnsi="Arial"/>
@@ -1426,7 +1426,7 @@
         </w:rPr>
         <w:t xml:space="preserve"> (</w:t>
       </w:r>
-      <w:hyperlink w:history="1" r:id="rIdbmr3sqcx-yq1fekq2yksf">
+      <w:hyperlink w:history="1" r:id="rIdccpvrpdx9jqqklrsg-unb">
         <w:r>
           <w:rPr>
             <w:rFonts w:ascii="Arial" w:cs="Arial" w:eastAsia="Arial" w:hAnsi="Arial"/>

--- a/data/outputs/v2/Physics/SS2.1_Properties_of_Waves/quiz/Physics_G10_SS2.1_Properties_of_Waves_L1_AnswerKey.docx
+++ b/data/outputs/v2/Physics/SS2.1_Properties_of_Waves/quiz/Physics_G10_SS2.1_Properties_of_Waves_L1_AnswerKey.docx
@@ -1405,7 +1405,7 @@
         </w:rPr>
         <w:t xml:space="preserve">© 2026 SeaVuria and ARES. Aligned with KICD objectives. Developed by SeaVuria; technical implementation by ARES (with AI assistance from Claude). Licensed under </w:t>
       </w:r>
-      <w:hyperlink w:history="1" r:id="rIdcgoqpewgxwu69xlo4viug">
+      <w:hyperlink w:history="1" r:id="rId8wtcvywrelhhtw8kvmpy2">
         <w:r>
           <w:rPr>
             <w:rFonts w:ascii="Arial" w:cs="Arial" w:eastAsia="Arial" w:hAnsi="Arial"/>
@@ -1426,7 +1426,7 @@
         </w:rPr>
         <w:t xml:space="preserve"> (</w:t>
       </w:r>
-      <w:hyperlink w:history="1" r:id="rIdccpvrpdx9jqqklrsg-unb">
+      <w:hyperlink w:history="1" r:id="rIdvh5vegi0w7xvxe9ctw5v-">
         <w:r>
           <w:rPr>
             <w:rFonts w:ascii="Arial" w:cs="Arial" w:eastAsia="Arial" w:hAnsi="Arial"/>

--- a/data/outputs/v2/Physics/SS2.1_Properties_of_Waves/quiz/Physics_G10_SS2.1_Properties_of_Waves_L1_AnswerKey.docx
+++ b/data/outputs/v2/Physics/SS2.1_Properties_of_Waves/quiz/Physics_G10_SS2.1_Properties_of_Waves_L1_AnswerKey.docx
@@ -29,7 +29,7 @@
           <w:sz w:val="20"/>
           <w:szCs w:val="20"/>
         </w:rPr>
-        <w:t xml:space="preserve">Sub-Strand 2.1: Properties of Waves  •  Lesson 1: Anchoring Phenomenon Launch — "The Matatu Horn and the Fading Radio"</w:t>
+        <w:t xml:space="preserve">Sub-Strand 2.1: Properties of Waves  •  Lesson 1: Anchoring Phenomenon: Echoes at Hell's Gate, Ngong, Kisumu and Nairobi</w:t>
       </w:r>
     </w:p>
     <w:p>
@@ -377,7 +377,7 @@
                 <w:sz w:val="21"/>
                 <w:szCs w:val="21"/>
               </w:rPr>
-              <w:t xml:space="preserve">C</w:t>
+              <w:t xml:space="preserve">B</w:t>
             </w:r>
           </w:p>
         </w:tc>
@@ -441,7 +441,7 @@
                 <w:sz w:val="21"/>
                 <w:szCs w:val="21"/>
               </w:rPr>
-              <w:t xml:space="preserve">A</w:t>
+              <w:t xml:space="preserve">D</w:t>
             </w:r>
           </w:p>
         </w:tc>
@@ -473,7 +473,7 @@
                 <w:sz w:val="21"/>
                 <w:szCs w:val="21"/>
               </w:rPr>
-              <w:t xml:space="preserve">A</w:t>
+              <w:t xml:space="preserve">D</w:t>
             </w:r>
           </w:p>
         </w:tc>
@@ -505,7 +505,7 @@
                 <w:sz w:val="21"/>
                 <w:szCs w:val="21"/>
               </w:rPr>
-              <w:t xml:space="preserve">A</w:t>
+              <w:t xml:space="preserve">B</w:t>
             </w:r>
           </w:p>
         </w:tc>
@@ -537,7 +537,7 @@
                 <w:sz w:val="21"/>
                 <w:szCs w:val="21"/>
               </w:rPr>
-              <w:t xml:space="preserve">A</w:t>
+              <w:t xml:space="preserve">B</w:t>
             </w:r>
           </w:p>
         </w:tc>
@@ -568,7 +568,7 @@
           <w:sz w:val="16"/>
           <w:szCs w:val="16"/>
         </w:rPr>
-        <w:t xml:space="preserve">USE AFTER: PREDICT PHASE — Step 2: Live demonstration with the buzzer on a string</w:t>
+        <w:t xml:space="preserve">USE AFTER: PREDICT PHASE — Predict: individual notebook prediction 'What do you think an echo is?'</w:t>
       </w:r>
     </w:p>
     <w:p>
@@ -584,37 +584,37 @@
           <w:sz w:val="21"/>
           <w:szCs w:val="21"/>
         </w:rPr>
-        <w:t xml:space="preserve">Q1. In the class demonstration, a buzzer playing a steady tone is swung on a string towards the class and then away from the class. Which statement is an OBSERVATION (something you noticed) and not an explanation?</w:t>
-      </w:r>
-    </w:p>
-    <w:p>
-      <w:pPr>
-        <w:keepNext/>
-        <w:spacing w:after="20"/>
-        <w:ind w:left="360"/>
-      </w:pPr>
-      <w:r>
-        <w:rPr>
-          <w:rFonts w:ascii="Arial" w:cs="Arial" w:eastAsia="Arial" w:hAnsi="Arial"/>
-          <w:sz w:val="21"/>
-          <w:szCs w:val="21"/>
-        </w:rPr>
-        <w:t xml:space="preserve">A.  The pitch changed because the person swinging the string pressed the buzzer differently.</w:t>
-      </w:r>
-    </w:p>
-    <w:p>
-      <w:pPr>
-        <w:keepNext/>
-        <w:spacing w:after="20"/>
-        <w:ind w:left="360"/>
-      </w:pPr>
-      <w:r>
-        <w:rPr>
-          <w:rFonts w:ascii="Arial" w:cs="Arial" w:eastAsia="Arial" w:hAnsi="Arial"/>
-          <w:sz w:val="21"/>
-          <w:szCs w:val="21"/>
-        </w:rPr>
-        <w:t xml:space="preserve">B.  The pitch changed because the buzzer's battery was getting weaker.</w:t>
+        <w:t xml:space="preserve">Q1. Before any teaching, Wanjiru writes down what she thinks an echo is. Which of these is the best everyday description of an echo?</w:t>
+      </w:r>
+    </w:p>
+    <w:p>
+      <w:pPr>
+        <w:keepNext/>
+        <w:spacing w:after="20"/>
+        <w:ind w:left="360"/>
+      </w:pPr>
+      <w:r>
+        <w:rPr>
+          <w:rFonts w:ascii="Arial" w:cs="Arial" w:eastAsia="Arial" w:hAnsi="Arial"/>
+          <w:sz w:val="21"/>
+          <w:szCs w:val="21"/>
+        </w:rPr>
+        <w:t xml:space="preserve">A.  A sound that stays near your mouth and gets louder</w:t>
+      </w:r>
+    </w:p>
+    <w:p>
+      <w:pPr>
+        <w:keepNext/>
+        <w:spacing w:after="20"/>
+        <w:ind w:left="360"/>
+      </w:pPr>
+      <w:r>
+        <w:rPr>
+          <w:rFonts w:ascii="Arial" w:cs="Arial" w:eastAsia="Arial" w:hAnsi="Arial"/>
+          <w:sz w:val="21"/>
+          <w:szCs w:val="21"/>
+        </w:rPr>
+        <w:t xml:space="preserve">B.  A brand new sound that the wall makes by itself</w:t>
       </w:r>
     </w:p>
     <w:p>
@@ -632,22 +632,22 @@
           <w:sz w:val="21"/>
           <w:szCs w:val="21"/>
         </w:rPr>
-        <w:t xml:space="preserve">C.  The pitch sounded higher as the buzzer came towards us and lower as it moved away.</w:t>
-      </w:r>
-    </w:p>
-    <w:p>
-      <w:pPr>
-        <w:keepNext/>
-        <w:spacing w:after="20"/>
-        <w:ind w:left="360"/>
-      </w:pPr>
-      <w:r>
-        <w:rPr>
-          <w:rFonts w:ascii="Arial" w:cs="Arial" w:eastAsia="Arial" w:hAnsi="Arial"/>
-          <w:sz w:val="21"/>
-          <w:szCs w:val="21"/>
-        </w:rPr>
-        <w:t xml:space="preserve">D.  The pitch changed because the string made the buzzer vibrate faster.</w:t>
+        <w:t xml:space="preserve">C.  Your own sound coming back to you after it meets a surface</w:t>
+      </w:r>
+    </w:p>
+    <w:p>
+      <w:pPr>
+        <w:keepNext/>
+        <w:spacing w:after="20"/>
+        <w:ind w:left="360"/>
+      </w:pPr>
+      <w:r>
+        <w:rPr>
+          <w:rFonts w:ascii="Arial" w:cs="Arial" w:eastAsia="Arial" w:hAnsi="Arial"/>
+          <w:sz w:val="21"/>
+          <w:szCs w:val="21"/>
+        </w:rPr>
+        <w:t xml:space="preserve">D.  A sound that only the wind can make</w:t>
       </w:r>
     </w:p>
     <w:p>
@@ -672,7 +672,7 @@
           <w:sz w:val="19"/>
           <w:szCs w:val="19"/>
         </w:rPr>
-        <w:t xml:space="preserve">An observation describes what was heard or seen. The other choices give reasons (inferences) that nobody has tested yet.</w:t>
+        <w:t xml:space="preserve">At this stage an echo is described simply as sound coming back after meeting a surface. The idea that the wall makes a new sound is a common misconception to be tested later.</w:t>
       </w:r>
     </w:p>
     <w:p>
@@ -687,7 +687,7 @@
           <w:sz w:val="16"/>
           <w:szCs w:val="16"/>
         </w:rPr>
-        <w:t xml:space="preserve">USE AFTER: PREDICT PHASE — Step 1: Hook narration and PREDICT card prompt 1 ('What did you NOTICE?')</w:t>
+        <w:t xml:space="preserve">USE AFTER: OBSERVE PHASE — Part B: studying the Echo Table for the four trip sites (A and B)</w:t>
       </w:r>
     </w:p>
     <w:p>
@@ -703,37 +703,22 @@
           <w:sz w:val="21"/>
           <w:szCs w:val="21"/>
         </w:rPr>
-        <w:t xml:space="preserve">Q2. A student travelling by bus from Nakuru to Nairobi enters the long Kabete underpass while the radio is tuned to Classic 105 (FM, 105.2 MHz). What did the student notice about the radio signals in the underpass?</w:t>
-      </w:r>
-    </w:p>
-    <w:p>
-      <w:pPr>
-        <w:keepNext/>
-        <w:spacing w:after="20"/>
-        <w:ind w:left="360"/>
-      </w:pPr>
-      <w:r>
-        <w:rPr>
-          <w:rFonts w:ascii="Arial" w:cs="Arial" w:eastAsia="Arial" w:hAnsi="Arial"/>
-          <w:sz w:val="21"/>
-          <w:szCs w:val="21"/>
-        </w:rPr>
-        <w:t xml:space="preserve">A.  The AM signal cut out, but the FM signal stayed audible.</w:t>
-      </w:r>
-    </w:p>
-    <w:p>
-      <w:pPr>
-        <w:keepNext/>
-        <w:spacing w:after="20"/>
-        <w:ind w:left="360"/>
-      </w:pPr>
-      <w:r>
-        <w:rPr>
-          <w:rFonts w:ascii="Arial" w:cs="Arial" w:eastAsia="Arial" w:hAnsi="Arial"/>
-          <w:sz w:val="21"/>
-          <w:szCs w:val="21"/>
-        </w:rPr>
-        <w:t xml:space="preserve">B.  Both the FM and AM signals cut out completely.</w:t>
+        <w:t xml:space="preserve">Q2. The Echo Table shows a clear echo after 0.50 s at the Hell's Gate cliff (85 m away) and a clear echo after 1.00 s at the Ngong Hills valley wall (170 m away). Which statement is supported by these observations?</w:t>
+      </w:r>
+    </w:p>
+    <w:p>
+      <w:pPr>
+        <w:keepNext/>
+        <w:spacing w:after="20"/>
+        <w:ind w:left="360"/>
+      </w:pPr>
+      <w:r>
+        <w:rPr>
+          <w:rFonts w:ascii="Arial" w:cs="Arial" w:eastAsia="Arial" w:hAnsi="Arial"/>
+          <w:sz w:val="21"/>
+          <w:szCs w:val="21"/>
+        </w:rPr>
+        <w:t xml:space="preserve">A.  The delay was the same at both places</w:t>
       </w:r>
     </w:p>
     <w:p>
@@ -751,22 +736,37 @@
           <w:sz w:val="21"/>
           <w:szCs w:val="21"/>
         </w:rPr>
-        <w:t xml:space="preserve">C.  The FM signal cut out almost completely, but the AM signal stayed audible.</w:t>
-      </w:r>
-    </w:p>
-    <w:p>
-      <w:pPr>
-        <w:keepNext/>
-        <w:spacing w:after="20"/>
-        <w:ind w:left="360"/>
-      </w:pPr>
-      <w:r>
-        <w:rPr>
-          <w:rFonts w:ascii="Arial" w:cs="Arial" w:eastAsia="Arial" w:hAnsi="Arial"/>
-          <w:sz w:val="21"/>
-          <w:szCs w:val="21"/>
-        </w:rPr>
-        <w:t xml:space="preserve">D.  The FM signal became louder and the AM signal stayed the same.</w:t>
+        <w:t xml:space="preserve">B.  The echo at Ngong Hills came back after a longer delay than at Hell's Gate</w:t>
+      </w:r>
+    </w:p>
+    <w:p>
+      <w:pPr>
+        <w:keepNext/>
+        <w:spacing w:after="20"/>
+        <w:ind w:left="360"/>
+      </w:pPr>
+      <w:r>
+        <w:rPr>
+          <w:rFonts w:ascii="Arial" w:cs="Arial" w:eastAsia="Arial" w:hAnsi="Arial"/>
+          <w:sz w:val="21"/>
+          <w:szCs w:val="21"/>
+        </w:rPr>
+        <w:t xml:space="preserve">C.  The echo at Ngong Hills came back after a shorter delay than at Hell's Gate</w:t>
+      </w:r>
+    </w:p>
+    <w:p>
+      <w:pPr>
+        <w:keepNext/>
+        <w:spacing w:after="20"/>
+        <w:ind w:left="360"/>
+      </w:pPr>
+      <w:r>
+        <w:rPr>
+          <w:rFonts w:ascii="Arial" w:cs="Arial" w:eastAsia="Arial" w:hAnsi="Arial"/>
+          <w:sz w:val="21"/>
+          <w:szCs w:val="21"/>
+        </w:rPr>
+        <w:t xml:space="preserve">D.  No echo was heard at Ngong Hills</w:t>
       </w:r>
     </w:p>
     <w:p>
@@ -782,7 +782,7 @@
           <w:sz w:val="21"/>
           <w:szCs w:val="21"/>
         </w:rPr>
-        <w:t xml:space="preserve">Correct answer: C. </w:t>
+        <w:t xml:space="preserve">Correct answer: B. </w:t>
       </w:r>
       <w:r>
         <w:rPr>
@@ -791,7 +791,7 @@
           <w:sz w:val="19"/>
           <w:szCs w:val="19"/>
         </w:rPr>
-        <w:t xml:space="preserve">The phenomenon states that FM cut out almost completely in the tunnel while AM on the same receiver remained audible.</w:t>
+        <w:t xml:space="preserve">The table gives 1.00 s at Ngong and 0.50 s at Hell's Gate, so the Ngong delay was longer. This is only a description of the data, with no calculation needed.</w:t>
       </w:r>
     </w:p>
     <w:p>
@@ -806,7 +806,7 @@
           <w:sz w:val="16"/>
           <w:szCs w:val="16"/>
         </w:rPr>
-        <w:t xml:space="preserve">USE AFTER: OBSERVE PHASE — Station A: PhET Sound Simulation</w:t>
+        <w:t xml:space="preserve">USE AFTER: OBSERVE PHASE — Part B: Echo Table, site C (Kisumu school hall)</w:t>
       </w:r>
     </w:p>
     <w:p>
@@ -822,52 +822,52 @@
           <w:sz w:val="21"/>
           <w:szCs w:val="21"/>
         </w:rPr>
-        <w:t xml:space="preserve">Q3. At Station A, students use the PhET 'Sound' simulation. They move a listener while the source stays still, then move the source while the listener stays still. Which two things do they record in their observation table for each set-up?</w:t>
-      </w:r>
-    </w:p>
-    <w:p>
-      <w:pPr>
-        <w:keepNext/>
-        <w:spacing w:after="20"/>
-        <w:ind w:left="360"/>
-      </w:pPr>
-      <w:r>
-        <w:rPr>
-          <w:rFonts w:ascii="Arial" w:cs="Arial" w:eastAsia="Arial" w:hAnsi="Arial"/>
-          <w:sz w:val="21"/>
-          <w:szCs w:val="21"/>
-        </w:rPr>
-        <w:t xml:space="preserve">A.  The wavelength of the FM signal and the width of the tunnel.</w:t>
-      </w:r>
-    </w:p>
-    <w:p>
-      <w:pPr>
-        <w:keepNext/>
-        <w:spacing w:after="20"/>
-        <w:ind w:left="360"/>
-      </w:pPr>
-      <w:r>
-        <w:rPr>
-          <w:rFonts w:ascii="Arial" w:cs="Arial" w:eastAsia="Arial" w:hAnsi="Arial"/>
-          <w:sz w:val="21"/>
-          <w:szCs w:val="21"/>
-        </w:rPr>
-        <w:t xml:space="preserve">B.  The name of the wave and the colour of the wave in the simulation.</w:t>
-      </w:r>
-    </w:p>
-    <w:p>
-      <w:pPr>
-        <w:keepNext/>
-        <w:spacing w:after="20"/>
-        <w:ind w:left="360"/>
-      </w:pPr>
-      <w:r>
-        <w:rPr>
-          <w:rFonts w:ascii="Arial" w:cs="Arial" w:eastAsia="Arial" w:hAnsi="Arial"/>
-          <w:sz w:val="21"/>
-          <w:szCs w:val="21"/>
-        </w:rPr>
-        <w:t xml:space="preserve">C.  The temperature of the room and the loudness of the speaker.</w:t>
+        <w:t xml:space="preserve">Q3. In the Kisumu school hall, the far wall is 12 m away and the delay is 0.07 s. What did the learners record about the sound they heard there?</w:t>
+      </w:r>
+    </w:p>
+    <w:p>
+      <w:pPr>
+        <w:keepNext/>
+        <w:spacing w:after="20"/>
+        <w:ind w:left="360"/>
+      </w:pPr>
+      <w:r>
+        <w:rPr>
+          <w:rFonts w:ascii="Arial" w:cs="Arial" w:eastAsia="Arial" w:hAnsi="Arial"/>
+          <w:sz w:val="21"/>
+          <w:szCs w:val="21"/>
+        </w:rPr>
+        <w:t xml:space="preserve">A.  A faint, clear echo after 0.50 s</w:t>
+      </w:r>
+    </w:p>
+    <w:p>
+      <w:pPr>
+        <w:keepNext/>
+        <w:spacing w:after="20"/>
+        <w:ind w:left="360"/>
+      </w:pPr>
+      <w:r>
+        <w:rPr>
+          <w:rFonts w:ascii="Arial" w:cs="Arial" w:eastAsia="Arial" w:hAnsi="Arial"/>
+          <w:sz w:val="21"/>
+          <w:szCs w:val="21"/>
+        </w:rPr>
+        <w:t xml:space="preserve">B.  No echo at all</w:t>
+      </w:r>
+    </w:p>
+    <w:p>
+      <w:pPr>
+        <w:keepNext/>
+        <w:spacing w:after="20"/>
+        <w:ind w:left="360"/>
+      </w:pPr>
+      <w:r>
+        <w:rPr>
+          <w:rFonts w:ascii="Arial" w:cs="Arial" w:eastAsia="Arial" w:hAnsi="Arial"/>
+          <w:sz w:val="21"/>
+          <w:szCs w:val="21"/>
+        </w:rPr>
+        <w:t xml:space="preserve">C.  A clear echo after 1.00 s</w:t>
       </w:r>
     </w:p>
     <w:p>
@@ -885,7 +885,7 @@
           <w:sz w:val="21"/>
           <w:szCs w:val="21"/>
         </w:rPr>
-        <w:t xml:space="preserve">D.  The frequency setting and whether the pitch is heard as higher, lower or the same.</w:t>
+        <w:t xml:space="preserve">D.  A loud, muddy and drawn-out sound</w:t>
       </w:r>
     </w:p>
     <w:p>
@@ -910,7 +910,7 @@
           <w:sz w:val="19"/>
           <w:szCs w:val="19"/>
         </w:rPr>
-        <w:t xml:space="preserve">The observation table links the frequency setting to the perceived pitch (higher, lower or same) for each configuration. Students only record what they see and hear.</w:t>
+        <w:t xml:space="preserve">The Echo Table records site C as loud, muddy and drawn-out. This differs from the clear echoes at the two outdoor cliff and valley sites.</w:t>
       </w:r>
     </w:p>
     <w:p>
@@ -925,7 +925,7 @@
           <w:sz w:val="16"/>
           <w:szCs w:val="16"/>
         </w:rPr>
-        <w:t xml:space="preserve">USE AFTER: OBSERVE PHASE — Station B: Diagram Analysis Card (tunnel width and FM/AM wavelength scales)</w:t>
+        <w:t xml:space="preserve">USE AFTER: OBSERVE PHASE — Part B: Echo Table 'What I notice' column, comparing sites A, B, C and D</w:t>
       </w:r>
     </w:p>
     <w:p>
@@ -941,7 +941,52 @@
           <w:sz w:val="21"/>
           <w:szCs w:val="21"/>
         </w:rPr>
-        <w:t xml:space="preserve">Q4. A Diagram Analysis Card shows a cross-section of the Kabete tunnel, drawn to scale. The tunnel is about 8 m wide. The FM wavelength (105.2 MHz) is about 2.9 m and the AM wavelength is about 300 m. Which statement correctly compares these measurements? (Only compare the numbers; do not explain anything yet.)</w:t>
+        <w:t xml:space="preserve">Q4. Learners recorded what they heard at four sites: Hell's Gate cliff, Ngong Hills valley wall, Kisumu school hall and Nairobi school open grounds. Which two sites gave a clear echo?</w:t>
+      </w:r>
+    </w:p>
+    <w:p>
+      <w:pPr>
+        <w:keepNext/>
+        <w:spacing w:after="20"/>
+        <w:ind w:left="360"/>
+      </w:pPr>
+      <w:r>
+        <w:rPr>
+          <w:rFonts w:ascii="Arial" w:cs="Arial" w:eastAsia="Arial" w:hAnsi="Arial"/>
+          <w:sz w:val="21"/>
+          <w:szCs w:val="21"/>
+        </w:rPr>
+        <w:t xml:space="preserve">A.  Kisumu school hall and Nairobi school open grounds</w:t>
+      </w:r>
+    </w:p>
+    <w:p>
+      <w:pPr>
+        <w:keepNext/>
+        <w:spacing w:after="20"/>
+        <w:ind w:left="360"/>
+      </w:pPr>
+      <w:r>
+        <w:rPr>
+          <w:rFonts w:ascii="Arial" w:cs="Arial" w:eastAsia="Arial" w:hAnsi="Arial"/>
+          <w:sz w:val="21"/>
+          <w:szCs w:val="21"/>
+        </w:rPr>
+        <w:t xml:space="preserve">B.  Ngong Hills valley wall and Kisumu school hall</w:t>
+      </w:r>
+    </w:p>
+    <w:p>
+      <w:pPr>
+        <w:keepNext/>
+        <w:spacing w:after="20"/>
+        <w:ind w:left="360"/>
+      </w:pPr>
+      <w:r>
+        <w:rPr>
+          <w:rFonts w:ascii="Arial" w:cs="Arial" w:eastAsia="Arial" w:hAnsi="Arial"/>
+          <w:sz w:val="21"/>
+          <w:szCs w:val="21"/>
+        </w:rPr>
+        <w:t xml:space="preserve">C.  Hell's Gate cliff and Nairobi school open grounds</w:t>
       </w:r>
     </w:p>
     <w:p>
@@ -959,52 +1004,7 @@
           <w:sz w:val="21"/>
           <w:szCs w:val="21"/>
         </w:rPr>
-        <w:t xml:space="preserve">A.  The FM wavelength is smaller than the tunnel width, but the AM wavelength is much larger than the tunnel width.</w:t>
-      </w:r>
-    </w:p>
-    <w:p>
-      <w:pPr>
-        <w:keepNext/>
-        <w:spacing w:after="20"/>
-        <w:ind w:left="360"/>
-      </w:pPr>
-      <w:r>
-        <w:rPr>
-          <w:rFonts w:ascii="Arial" w:cs="Arial" w:eastAsia="Arial" w:hAnsi="Arial"/>
-          <w:sz w:val="21"/>
-          <w:szCs w:val="21"/>
-        </w:rPr>
-        <w:t xml:space="preserve">B.  The FM wavelength is about 300 m and the AM wavelength is about 2.9 m.</w:t>
-      </w:r>
-    </w:p>
-    <w:p>
-      <w:pPr>
-        <w:keepNext/>
-        <w:spacing w:after="20"/>
-        <w:ind w:left="360"/>
-      </w:pPr>
-      <w:r>
-        <w:rPr>
-          <w:rFonts w:ascii="Arial" w:cs="Arial" w:eastAsia="Arial" w:hAnsi="Arial"/>
-          <w:sz w:val="21"/>
-          <w:szCs w:val="21"/>
-        </w:rPr>
-        <w:t xml:space="preserve">C.  Both wavelengths are larger than the tunnel width.</w:t>
-      </w:r>
-    </w:p>
-    <w:p>
-      <w:pPr>
-        <w:keepNext/>
-        <w:spacing w:after="20"/>
-        <w:ind w:left="360"/>
-      </w:pPr>
-      <w:r>
-        <w:rPr>
-          <w:rFonts w:ascii="Arial" w:cs="Arial" w:eastAsia="Arial" w:hAnsi="Arial"/>
-          <w:sz w:val="21"/>
-          <w:szCs w:val="21"/>
-        </w:rPr>
-        <w:t xml:space="preserve">D.  Both wavelengths are smaller than the tunnel width.</w:t>
+        <w:t xml:space="preserve">D.  Hell's Gate cliff and Ngong Hills valley wall</w:t>
       </w:r>
     </w:p>
     <w:p>
@@ -1020,7 +1020,7 @@
           <w:sz w:val="21"/>
           <w:szCs w:val="21"/>
         </w:rPr>
-        <w:t xml:space="preserve">Correct answer: A. </w:t>
+        <w:t xml:space="preserve">Correct answer: D. </w:t>
       </w:r>
       <w:r>
         <w:rPr>
@@ -1029,7 +1029,7 @@
           <w:sz w:val="19"/>
           <w:szCs w:val="19"/>
         </w:rPr>
-        <w:t xml:space="preserve">2.9 m is less than 8 m, while 300 m is far greater than 8 m. This is a measurable observation, not an explanation.</w:t>
+        <w:t xml:space="preserve">Hell's Gate and Ngong both gave a clear echo. Kisumu was muddy and drawn-out, and Nairobi gave no echo.</w:t>
       </w:r>
     </w:p>
     <w:p>
@@ -1044,7 +1044,7 @@
           <w:sz w:val="16"/>
           <w:szCs w:val="16"/>
         </w:rPr>
-        <w:t xml:space="preserve">USE AFTER: EXPLAIN PHASE — Link back to phenomenon: 'Can our current best explanations fully answer the driving question? What is still missing?'</w:t>
+        <w:t xml:space="preserve">USE AFTER: EXPLAIN PHASE — Explain: pair talk, prompt 3 'Why might the Kisumu hall sound muddy and the Nairobi field give no echo at all?'</w:t>
       </w:r>
     </w:p>
     <w:p>
@@ -1060,7 +1060,52 @@
           <w:sz w:val="21"/>
           <w:szCs w:val="21"/>
         </w:rPr>
-        <w:t xml:space="preserve">Q5. After the stations and the group task, a student asks: 'So do we now fully know why FM cuts out in the tunnel but AM does not?' What is the best answer at this point in Lesson 1?</w:t>
+        <w:t xml:space="preserve">Q5. In the Echo Table, the Nairobi school open grounds had no hard wall nearer than 300 m and no echo was heard. At this point in the unit, which is the most honest answer to 'Why was no echo heard there?'</w:t>
+      </w:r>
+    </w:p>
+    <w:p>
+      <w:pPr>
+        <w:keepNext/>
+        <w:spacing w:after="20"/>
+        <w:ind w:left="360"/>
+      </w:pPr>
+      <w:r>
+        <w:rPr>
+          <w:rFonts w:ascii="Arial" w:cs="Arial" w:eastAsia="Arial" w:hAnsi="Arial"/>
+          <w:sz w:val="21"/>
+          <w:szCs w:val="21"/>
+        </w:rPr>
+        <w:t xml:space="preserve">A.  Sound disappears when there are no walls close by</w:t>
+      </w:r>
+    </w:p>
+    <w:p>
+      <w:pPr>
+        <w:keepNext/>
+        <w:spacing w:after="20"/>
+        <w:ind w:left="360"/>
+      </w:pPr>
+      <w:r>
+        <w:rPr>
+          <w:rFonts w:ascii="Arial" w:cs="Arial" w:eastAsia="Arial" w:hAnsi="Arial"/>
+          <w:sz w:val="21"/>
+          <w:szCs w:val="21"/>
+        </w:rPr>
+        <w:t xml:space="preserve">B.  The grass swallows all the sound, so nothing can return</w:t>
+      </w:r>
+    </w:p>
+    <w:p>
+      <w:pPr>
+        <w:keepNext/>
+        <w:spacing w:after="20"/>
+        <w:ind w:left="360"/>
+      </w:pPr>
+      <w:r>
+        <w:rPr>
+          <w:rFonts w:ascii="Arial" w:cs="Arial" w:eastAsia="Arial" w:hAnsi="Arial"/>
+          <w:sz w:val="21"/>
+          <w:szCs w:val="21"/>
+        </w:rPr>
+        <w:t xml:space="preserve">C.  The wind always carries the sound away on open ground</w:t>
       </w:r>
     </w:p>
     <w:p>
@@ -1078,52 +1123,7 @@
           <w:sz w:val="21"/>
           <w:szCs w:val="21"/>
         </w:rPr>
-        <w:t xml:space="preserve">A.  Not yet. We have gathered observations and first ideas, and we will test them in the coming lessons.</w:t>
-      </w:r>
-    </w:p>
-    <w:p>
-      <w:pPr>
-        <w:keepNext/>
-        <w:spacing w:after="20"/>
-        <w:ind w:left="360"/>
-      </w:pPr>
-      <w:r>
-        <w:rPr>
-          <w:rFonts w:ascii="Arial" w:cs="Arial" w:eastAsia="Arial" w:hAnsi="Arial"/>
-          <w:sz w:val="21"/>
-          <w:szCs w:val="21"/>
-        </w:rPr>
-        <w:t xml:space="preserve">B.  Yes. The PhET simulation has already explained it completely.</w:t>
-      </w:r>
-    </w:p>
-    <w:p>
-      <w:pPr>
-        <w:keepNext/>
-        <w:spacing w:after="20"/>
-        <w:ind w:left="360"/>
-      </w:pPr>
-      <w:r>
-        <w:rPr>
-          <w:rFonts w:ascii="Arial" w:cs="Arial" w:eastAsia="Arial" w:hAnsi="Arial"/>
-          <w:sz w:val="21"/>
-          <w:szCs w:val="21"/>
-        </w:rPr>
-        <w:t xml:space="preserve">C.  No. Physics cannot explain radio signals in tunnels.</w:t>
-      </w:r>
-    </w:p>
-    <w:p>
-      <w:pPr>
-        <w:keepNext/>
-        <w:spacing w:after="20"/>
-        <w:ind w:left="360"/>
-      </w:pPr>
-      <w:r>
-        <w:rPr>
-          <w:rFonts w:ascii="Arial" w:cs="Arial" w:eastAsia="Arial" w:hAnsi="Arial"/>
-          <w:sz w:val="21"/>
-          <w:szCs w:val="21"/>
-        </w:rPr>
-        <w:t xml:space="preserve">D.  Yes. It is because Classic 105 has a weaker transmitter than the AM station.</w:t>
+        <w:t xml:space="preserve">D.  We have only recorded what was heard; the reason is still a question we will investigate</w:t>
       </w:r>
     </w:p>
     <w:p>
@@ -1139,7 +1139,7 @@
           <w:sz w:val="21"/>
           <w:szCs w:val="21"/>
         </w:rPr>
-        <w:t xml:space="preserve">Correct answer: A. </w:t>
+        <w:t xml:space="preserve">Correct answer: D. </w:t>
       </w:r>
       <w:r>
         <w:rPr>
@@ -1148,7 +1148,7 @@
           <w:sz w:val="19"/>
           <w:szCs w:val="19"/>
         </w:rPr>
-        <w:t xml:space="preserve">This is the anchor lesson, so the phenomenon is left open. Students have only collected evidence and made first ideas. A 'weaker transmitter' explanation is a technology-only idea that the teacher asks students to re-examine.</w:t>
+        <w:t xml:space="preserve">This is the anchor lesson, so learners have only observed and predicted. The other options state guesses as facts, and they are ideas the class will test in later lessons.</w:t>
       </w:r>
     </w:p>
     <w:p>
@@ -1163,7 +1163,7 @@
           <w:sz w:val="16"/>
           <w:szCs w:val="16"/>
         </w:rPr>
-        <w:t xml:space="preserve">USE AFTER: DQB PHASE — Individual sticky-note questions for the Driving Question Board ('The Horn Puzzle' and 'The Tunnel Puzzle' columns)</w:t>
+        <w:t xml:space="preserve">USE AFTER: DQB PHASE — DQB: learners write 2 or 3 'Why' or 'How' questions on sticky notes</w:t>
       </w:r>
     </w:p>
     <w:p>
@@ -1179,7 +1179,22 @@
           <w:sz w:val="21"/>
           <w:szCs w:val="21"/>
         </w:rPr>
-        <w:t xml:space="preserve">Q6. Students write questions on sticky notes for the Driving Question Board about the matatu horn and the Kabete tunnel. Which note is the best mechanistic question, one that starts with HOW or WHY and asks about a physical process?</w:t>
+        <w:t xml:space="preserve">Q6. The class is building a Driving Question Board about echoes. Which learner question is best for the board because it asks about a cause?</w:t>
+      </w:r>
+    </w:p>
+    <w:p>
+      <w:pPr>
+        <w:keepNext/>
+        <w:spacing w:after="20"/>
+        <w:ind w:left="360"/>
+      </w:pPr>
+      <w:r>
+        <w:rPr>
+          <w:rFonts w:ascii="Arial" w:cs="Arial" w:eastAsia="Arial" w:hAnsi="Arial"/>
+          <w:sz w:val="21"/>
+          <w:szCs w:val="21"/>
+        </w:rPr>
+        <w:t xml:space="preserve">A.  Who wrote the story about the four learners?</w:t>
       </w:r>
     </w:p>
     <w:p>
@@ -1197,52 +1212,37 @@
           <w:sz w:val="21"/>
           <w:szCs w:val="21"/>
         </w:rPr>
-        <w:t xml:space="preserve">A.  Why does the pitch of a horn change only when the matatu is moving?</w:t>
-      </w:r>
-    </w:p>
-    <w:p>
-      <w:pPr>
-        <w:keepNext/>
-        <w:spacing w:after="20"/>
-        <w:ind w:left="360"/>
-      </w:pPr>
-      <w:r>
-        <w:rPr>
-          <w:rFonts w:ascii="Arial" w:cs="Arial" w:eastAsia="Arial" w:hAnsi="Arial"/>
-          <w:sz w:val="21"/>
-          <w:szCs w:val="21"/>
-        </w:rPr>
-        <w:t xml:space="preserve">B.  What colour was the matatu?</w:t>
-      </w:r>
-    </w:p>
-    <w:p>
-      <w:pPr>
-        <w:keepNext/>
-        <w:spacing w:after="20"/>
-        <w:ind w:left="360"/>
-      </w:pPr>
-      <w:r>
-        <w:rPr>
-          <w:rFonts w:ascii="Arial" w:cs="Arial" w:eastAsia="Arial" w:hAnsi="Arial"/>
-          <w:sz w:val="21"/>
-          <w:szCs w:val="21"/>
-        </w:rPr>
-        <w:t xml:space="preserve">C.  Which radio station is the best to listen to on the bus?</w:t>
-      </w:r>
-    </w:p>
-    <w:p>
-      <w:pPr>
-        <w:keepNext/>
-        <w:spacing w:after="20"/>
-        <w:ind w:left="360"/>
-      </w:pPr>
-      <w:r>
-        <w:rPr>
-          <w:rFonts w:ascii="Arial" w:cs="Arial" w:eastAsia="Arial" w:hAnsi="Arial"/>
-          <w:sz w:val="21"/>
-          <w:szCs w:val="21"/>
-        </w:rPr>
-        <w:t xml:space="preserve">D.  Who owns the Classic 105 radio station?</w:t>
+        <w:t xml:space="preserve">B.  Why is there a delay before the echo at Hell's Gate is heard?</w:t>
+      </w:r>
+    </w:p>
+    <w:p>
+      <w:pPr>
+        <w:keepNext/>
+        <w:spacing w:after="20"/>
+        <w:ind w:left="360"/>
+      </w:pPr>
+      <w:r>
+        <w:rPr>
+          <w:rFonts w:ascii="Arial" w:cs="Arial" w:eastAsia="Arial" w:hAnsi="Arial"/>
+          <w:sz w:val="21"/>
+          <w:szCs w:val="21"/>
+        </w:rPr>
+        <w:t xml:space="preserve">C.  In which county is Hell's Gate National Park?</w:t>
+      </w:r>
+    </w:p>
+    <w:p>
+      <w:pPr>
+        <w:keepNext/>
+        <w:spacing w:after="20"/>
+        <w:ind w:left="360"/>
+      </w:pPr>
+      <w:r>
+        <w:rPr>
+          <w:rFonts w:ascii="Arial" w:cs="Arial" w:eastAsia="Arial" w:hAnsi="Arial"/>
+          <w:sz w:val="21"/>
+          <w:szCs w:val="21"/>
+        </w:rPr>
+        <w:t xml:space="preserve">D.  How many learners went on the trip to Hell's Gate?</w:t>
       </w:r>
     </w:p>
     <w:p>
@@ -1258,7 +1258,7 @@
           <w:sz w:val="21"/>
           <w:szCs w:val="21"/>
         </w:rPr>
-        <w:t xml:space="preserve">Correct answer: A. </w:t>
+        <w:t xml:space="preserve">Correct answer: B. </w:t>
       </w:r>
       <w:r>
         <w:rPr>
@@ -1267,7 +1267,7 @@
           <w:sz w:val="19"/>
           <w:szCs w:val="19"/>
         </w:rPr>
-        <w:t xml:space="preserve">A good DQB question starts with 'How' or 'Why' and asks about a physical process that can be investigated. The other questions ask about facts or opinions that do not help explain the phenomenon.</w:t>
+        <w:t xml:space="preserve">Good Driving Question Board questions start with Why or How and ask about causes of the phenomenon. The other options are simple facts that do not help explain echoes.</w:t>
       </w:r>
     </w:p>
     <w:p>
@@ -1282,7 +1282,7 @@
           <w:sz w:val="16"/>
           <w:szCs w:val="16"/>
         </w:rPr>
-        <w:t xml:space="preserve">USE AFTER: MODEL BUILDING PHASE — Individual 'Initial Wave Model' drawing in notebooks and pair comparison</w:t>
+        <w:t xml:space="preserve">USE AFTER: MODEL BUILDING PHASE — Model: drawing the Initial Echo Model with arrows and short labels</w:t>
       </w:r>
     </w:p>
     <w:p>
@@ -1298,7 +1298,22 @@
           <w:sz w:val="21"/>
           <w:szCs w:val="21"/>
         </w:rPr>
-        <w:t xml:space="preserve">Q7. Your teacher asks you to draw an 'Initial Wave Model' showing a wave travelling from a matatu horn to your ear and then entering a narrow tunnel. What is the main purpose of this model?</w:t>
+        <w:t xml:space="preserve">Q7. Amina is drawing her Initial Echo Model of a shout at a cliff. Which set of items should her drawing include?</w:t>
+      </w:r>
+    </w:p>
+    <w:p>
+      <w:pPr>
+        <w:keepNext/>
+        <w:spacing w:after="20"/>
+        <w:ind w:left="360"/>
+      </w:pPr>
+      <w:r>
+        <w:rPr>
+          <w:rFonts w:ascii="Arial" w:cs="Arial" w:eastAsia="Arial" w:hAnsi="Arial"/>
+          <w:sz w:val="21"/>
+          <w:szCs w:val="21"/>
+        </w:rPr>
+        <w:t xml:space="preserve">A.  Only the cliff, because the cliff is the only thing that matters</w:t>
       </w:r>
     </w:p>
     <w:p>
@@ -1316,52 +1331,37 @@
           <w:sz w:val="21"/>
           <w:szCs w:val="21"/>
         </w:rPr>
-        <w:t xml:space="preserve">A.  To show your current thinking so that you can revise it as you gather evidence in later lessons.</w:t>
-      </w:r>
-    </w:p>
-    <w:p>
-      <w:pPr>
-        <w:keepNext/>
-        <w:spacing w:after="20"/>
-        <w:ind w:left="360"/>
-      </w:pPr>
-      <w:r>
-        <w:rPr>
-          <w:rFonts w:ascii="Arial" w:cs="Arial" w:eastAsia="Arial" w:hAnsi="Arial"/>
-          <w:sz w:val="21"/>
-          <w:szCs w:val="21"/>
-        </w:rPr>
-        <w:t xml:space="preserve">B.  To get marks for drawing the correct wave shape.</w:t>
-      </w:r>
-    </w:p>
-    <w:p>
-      <w:pPr>
-        <w:keepNext/>
-        <w:spacing w:after="20"/>
-        <w:ind w:left="360"/>
-      </w:pPr>
-      <w:r>
-        <w:rPr>
-          <w:rFonts w:ascii="Arial" w:cs="Arial" w:eastAsia="Arial" w:hAnsi="Arial"/>
-          <w:sz w:val="21"/>
-          <w:szCs w:val="21"/>
-        </w:rPr>
-        <w:t xml:space="preserve">C.  To give the final scientific explanation of the horn and the radio.</w:t>
-      </w:r>
-    </w:p>
-    <w:p>
-      <w:pPr>
-        <w:keepNext/>
-        <w:spacing w:after="20"/>
-        <w:ind w:left="360"/>
-      </w:pPr>
-      <w:r>
-        <w:rPr>
-          <w:rFonts w:ascii="Arial" w:cs="Arial" w:eastAsia="Arial" w:hAnsi="Arial"/>
-          <w:sz w:val="21"/>
-          <w:szCs w:val="21"/>
-        </w:rPr>
-        <w:t xml:space="preserve">D.  To show how well you can draw a matatu.</w:t>
+        <w:t xml:space="preserve">B.  The person shouting, the cliff, and arrows with labels showing what she thinks travels to the cliff and comes back</w:t>
+      </w:r>
+    </w:p>
+    <w:p>
+      <w:pPr>
+        <w:keepNext/>
+        <w:spacing w:after="20"/>
+        <w:ind w:left="360"/>
+      </w:pPr>
+      <w:r>
+        <w:rPr>
+          <w:rFonts w:ascii="Arial" w:cs="Arial" w:eastAsia="Arial" w:hAnsi="Arial"/>
+          <w:sz w:val="21"/>
+          <w:szCs w:val="21"/>
+        </w:rPr>
+        <w:t xml:space="preserve">C.  Only the person shouting, because the sound stays with the speaker</w:t>
+      </w:r>
+    </w:p>
+    <w:p>
+      <w:pPr>
+        <w:keepNext/>
+        <w:spacing w:after="20"/>
+        <w:ind w:left="360"/>
+      </w:pPr>
+      <w:r>
+        <w:rPr>
+          <w:rFonts w:ascii="Arial" w:cs="Arial" w:eastAsia="Arial" w:hAnsi="Arial"/>
+          <w:sz w:val="21"/>
+          <w:szCs w:val="21"/>
+        </w:rPr>
+        <w:t xml:space="preserve">D.  A final answer with a formula, so that nobody can say the model is wrong</w:t>
       </w:r>
     </w:p>
     <w:p>
@@ -1377,7 +1377,7 @@
           <w:sz w:val="21"/>
           <w:szCs w:val="21"/>
         </w:rPr>
-        <w:t xml:space="preserve">Correct answer: A. </w:t>
+        <w:t xml:space="preserve">Correct answer: B. </w:t>
       </w:r>
       <w:r>
         <w:rPr>
@@ -1386,7 +1386,7 @@
           <w:sz w:val="19"/>
           <w:szCs w:val="19"/>
         </w:rPr>
-        <w:t xml:space="preserve">Students are told that the model does not need to be correct. It records their present ideas so they can compare and revise it as the unit goes on.</w:t>
+        <w:t xml:space="preserve">The first model should show a source, a surface and a returning path with labels. It is an initial idea that will be revised, so it need not be fully correct, and no formula is used yet.</w:t>
       </w:r>
     </w:p>
     <w:p>
@@ -1405,7 +1405,7 @@
         </w:rPr>
         <w:t xml:space="preserve">© 2026 SeaVuria and ARES. Aligned with KICD objectives. Developed by SeaVuria; technical implementation by ARES (with AI assistance from Claude). Licensed under </w:t>
       </w:r>
-      <w:hyperlink w:history="1" r:id="rId8wtcvywrelhhtw8kvmpy2">
+      <w:hyperlink w:history="1" r:id="rIdtofltm-mzbbr_tu9ywb4l">
         <w:r>
           <w:rPr>
             <w:rFonts w:ascii="Arial" w:cs="Arial" w:eastAsia="Arial" w:hAnsi="Arial"/>
@@ -1426,7 +1426,7 @@
         </w:rPr>
         <w:t xml:space="preserve"> (</w:t>
       </w:r>
-      <w:hyperlink w:history="1" r:id="rIdvh5vegi0w7xvxe9ctw5v-">
+      <w:hyperlink w:history="1" r:id="rIdjwtofhdpadp77kfnvctdz">
         <w:r>
           <w:rPr>
             <w:rFonts w:ascii="Arial" w:cs="Arial" w:eastAsia="Arial" w:hAnsi="Arial"/>
